--- a/docs/BCSE408L_Final_Project_Report.docx
+++ b/docs/BCSE408L_Final_Project_Report.docx
@@ -624,7 +624,7 @@
           <w:sz w:val="21"/>
           <w:szCs w:val="21"/>
         </w:rPr>
-        <w:t xml:space="preserve">The application is deployed on public cloud infrastructure: the React frontend on Vercel's global CDN, the Express/TypeScript API and a managed PostgreSQL 16 instance on Render, provisioned from a version-controlled Blueprint. Correctness is evidenced by 193 automated tests executed against a real PostgreSQL database using the production migration files, all passing, and run by continuous integration on every push.</w:t>
+        <w:t xml:space="preserve">The application is deployed on public cloud infrastructure: the React frontend on Vercel's global CDN, the Express/TypeScript API on Render from a version-controlled Blueprint, and a managed PostgreSQL instance on Neon. Correctness is evidenced by 193 automated tests executed against a real PostgreSQL database using the production migration files, all passing, and run by continuous integration on every push.</w:t>
       </w:r>
     </w:p>
     <w:p>
@@ -8010,7 +8010,7 @@
       <w:r>
         <w:drawing>
           <wp:inline distT="0" distB="0" distL="0" distR="0">
-            <wp:extent cx="5715000" cy="2876550"/>
+            <wp:extent cx="5715000" cy="2905125"/>
             <wp:effectExtent t="0" r="0" b="0" l="0"/>
             <wp:docPr id="1" name=""/>
             <wp:cNvGraphicFramePr>
@@ -8035,7 +8035,7 @@
                   <pic:spPr bwMode="auto">
                     <a:xfrm>
                       <a:off x="0" y="0"/>
-                      <a:ext cx="5715000" cy="2876550"/>
+                      <a:ext cx="5715000" cy="2905125"/>
                     </a:xfrm>
                     <a:prstGeom prst="rect">
                       <a:avLst/>
@@ -8781,7 +8781,7 @@
       <w:r>
         <w:drawing>
           <wp:inline distT="0" distB="0" distL="0" distR="0">
-            <wp:extent cx="5524500" cy="4295775"/>
+            <wp:extent cx="5524500" cy="5591175"/>
             <wp:effectExtent t="0" r="0" b="0" l="0"/>
             <wp:docPr id="2" name=""/>
             <wp:cNvGraphicFramePr>
@@ -8806,7 +8806,7 @@
                   <pic:spPr bwMode="auto">
                     <a:xfrm>
                       <a:off x="0" y="0"/>
-                      <a:ext cx="5524500" cy="4295775"/>
+                      <a:ext cx="5524500" cy="5591175"/>
                     </a:xfrm>
                     <a:prstGeom prst="rect">
                       <a:avLst/>
@@ -9189,7 +9189,7 @@
                 <w:sz w:val="19"/>
                 <w:szCs w:val="19"/>
               </w:rPr>
-              <w:t xml:space="preserve">Render Web Service (Singapore)</w:t>
+              <w:t xml:space="preserve">Render Web Service</w:t>
             </w:r>
           </w:p>
         </w:tc>
@@ -9255,7 +9255,7 @@
                 <w:sz w:val="19"/>
                 <w:szCs w:val="19"/>
               </w:rPr>
-              <w:t xml:space="preserve">The platform owns the Node runtime, TLS termination and restarts; supports infrastructure as code; Singapore is the nearest region to India on the permitted list</w:t>
+              <w:t xml:space="preserve">The platform owns the Node runtime, TLS termination and restarts, and supports infrastructure as code; its free web service requires no payment card</w:t>
             </w:r>
           </w:p>
         </w:tc>
@@ -9321,7 +9321,7 @@
                 <w:sz w:val="19"/>
                 <w:szCs w:val="19"/>
               </w:rPr>
-              <w:t xml:space="preserve">Render PostgreSQL 16</w:t>
+              <w:t xml:space="preserve">Neon serverless PostgreSQL</w:t>
             </w:r>
           </w:p>
         </w:tc>
@@ -9385,7 +9385,7 @@
                 <w:sz w:val="19"/>
                 <w:szCs w:val="19"/>
               </w:rPr>
-              <w:t xml:space="preserve">Managed backups, SSL and connection limits, with the pgvector extension available; same region and private network as the API</w:t>
+              <w:t xml:space="preserve">A permanently free plan requiring no payment card, carrying the pgvector extension this project needs, with TLS and compute that suspends when idle</w:t>
             </w:r>
           </w:p>
         </w:tc>
@@ -9872,7 +9872,7 @@
           <w:sz w:val="21"/>
           <w:szCs w:val="21"/>
         </w:rPr>
-        <w:t xml:space="preserve">The database accepts connections only over the provider’s private network; the API uses the internal connection string over SSL.</w:t>
+        <w:t xml:space="preserve">The database is reached only over TLS, using a connection string held as a platform secret that is never committed to the repository.</w:t>
       </w:r>
     </w:p>
     <w:p>
@@ -16845,7 +16845,7 @@
           <w:sz w:val="21"/>
           <w:szCs w:val="21"/>
         </w:rPr>
-        <w:t xml:space="preserve">The Blueprint is applied from the repository, creating the managed PostgreSQL instance and the API web service in the same region, generating the session signing secrets and wiring the database connection string automatically.</w:t>
+        <w:t xml:space="preserve">The database is created first on Neon, and its connection string is supplied to the Blueprint as a secret. The Blueprint is then applied from the repository, creating the API web service and generating the session signing secrets.</w:t>
       </w:r>
     </w:p>
     <w:p>
@@ -17420,7 +17420,7 @@
                 <w:sz w:val="19"/>
                 <w:szCs w:val="19"/>
               </w:rPr>
-              <w:t xml:space="preserve">The free managed database expired after thirty days, taking the API down with it</w:t>
+              <w:t xml:space="preserve">The hosting provider’s free managed database is deleted thirty days after creation, taking the API down with it because migrations run at start-up, and replacing it requires a paid plan</w:t>
             </w:r>
           </w:p>
         </w:tc>
@@ -17453,7 +17453,7 @@
                 <w:sz w:val="19"/>
                 <w:szCs w:val="19"/>
               </w:rPr>
-              <w:t xml:space="preserve">A replacement instance was provisioned and the schema re-applied automatically on start; the expiry is now documented in the deployment runbook</w:t>
+              <w:t xml:space="preserve">The database was moved to a provider whose free plan is permanent and carries the required vector extension. Only the connection string changed: the application reads a connection string and does not depend on which provider issued it</w:t>
             </w:r>
           </w:p>
         </w:tc>
@@ -17796,7 +17796,7 @@
                 <w:sz w:val="19"/>
                 <w:szCs w:val="19"/>
               </w:rPr>
-              <w:t xml:space="preserve">Managed PostgreSQL 16 with pgvector (Render, Singapore)</w:t>
+              <w:t xml:space="preserve">Neon serverless PostgreSQL with pgvector</w:t>
             </w:r>
           </w:p>
         </w:tc>

--- a/docs/BCSE408L_Final_Project_Report.docx
+++ b/docs/BCSE408L_Final_Project_Report.docx
@@ -339,7 +339,7 @@
                 <w:sz w:val="19"/>
                 <w:szCs w:val="19"/>
               </w:rPr>
-              <w:t xml:space="preserve">Dr. M Dinakaran / TO BE CONFIRMED</w:t>
+              <w:t xml:space="preserve">Dr. M Dinakaran / D1+TD1</w:t>
             </w:r>
           </w:p>
         </w:tc>
@@ -406,7 +406,7 @@
                 <w:sz w:val="19"/>
                 <w:szCs w:val="19"/>
               </w:rPr>
-              <w:t xml:space="preserve">PENDING_DEPLOYMENT</w:t>
+              <w:t xml:space="preserve">https://servicedesk-ai-two.vercel.app</w:t>
             </w:r>
           </w:p>
         </w:tc>
@@ -12213,7 +12213,7 @@
           <w:sz w:val="21"/>
           <w:szCs w:val="21"/>
         </w:rPr>
-        <w:t xml:space="preserve">The interface is built on a hand-written design system rather than a component library: one accent colour, a neutral palette, consistent cards and tables, and explicit loading, empty and error states on every data view. It is responsive from 375 pixels, verified at phone, tablet and desktop widths. The screenshots below were captured from the deployed application.</w:t>
+        <w:t xml:space="preserve">The interface is built on a hand-written design system rather than a component library: one accent colour, a neutral palette, consistent cards and tables, and explicit loading, empty and error states on every data view. It is responsive from 375 pixels, verified at phone, tablet and desktop widths. The screenshots below were captured from the deployed application at the live URL given in section 21, showing real data from the cloud database.</w:t>
       </w:r>
     </w:p>
     <w:p>
@@ -12476,7 +12476,7 @@
       <w:r>
         <w:drawing>
           <wp:inline distT="0" distB="0" distL="0" distR="0">
-            <wp:extent cx="5334000" cy="6438900"/>
+            <wp:extent cx="5334000" cy="5867400"/>
             <wp:effectExtent t="0" r="0" b="0" l="0"/>
             <wp:docPr id="8" name=""/>
             <wp:cNvGraphicFramePr>
@@ -12501,7 +12501,7 @@
                   <pic:spPr bwMode="auto">
                     <a:xfrm>
                       <a:off x="0" y="0"/>
-                      <a:ext cx="5334000" cy="6438900"/>
+                      <a:ext cx="5334000" cy="5867400"/>
                     </a:xfrm>
                     <a:prstGeom prst="rect">
                       <a:avLst/>
@@ -12539,7 +12539,7 @@
       <w:r>
         <w:drawing>
           <wp:inline distT="0" distB="0" distL="0" distR="0">
-            <wp:extent cx="5334000" cy="6200775"/>
+            <wp:extent cx="5334000" cy="6086475"/>
             <wp:effectExtent t="0" r="0" b="0" l="0"/>
             <wp:docPr id="9" name=""/>
             <wp:cNvGraphicFramePr>
@@ -12564,7 +12564,7 @@
                   <pic:spPr bwMode="auto">
                     <a:xfrm>
                       <a:off x="0" y="0"/>
-                      <a:ext cx="5334000" cy="6200775"/>
+                      <a:ext cx="5334000" cy="6086475"/>
                     </a:xfrm>
                     <a:prstGeom prst="rect">
                       <a:avLst/>
@@ -12602,7 +12602,7 @@
       <w:r>
         <w:drawing>
           <wp:inline distT="0" distB="0" distL="0" distR="0">
-            <wp:extent cx="5334000" cy="3514725"/>
+            <wp:extent cx="5334000" cy="3314700"/>
             <wp:effectExtent t="0" r="0" b="0" l="0"/>
             <wp:docPr id="10" name=""/>
             <wp:cNvGraphicFramePr>
@@ -12627,7 +12627,7 @@
                   <pic:spPr bwMode="auto">
                     <a:xfrm>
                       <a:off x="0" y="0"/>
-                      <a:ext cx="5334000" cy="3514725"/>
+                      <a:ext cx="5334000" cy="3314700"/>
                     </a:xfrm>
                     <a:prstGeom prst="rect">
                       <a:avLst/>
@@ -12665,7 +12665,7 @@
       <w:r>
         <w:drawing>
           <wp:inline distT="0" distB="0" distL="0" distR="0">
-            <wp:extent cx="5334000" cy="3514725"/>
+            <wp:extent cx="5334000" cy="3314700"/>
             <wp:effectExtent t="0" r="0" b="0" l="0"/>
             <wp:docPr id="11" name=""/>
             <wp:cNvGraphicFramePr>
@@ -12690,7 +12690,7 @@
                   <pic:spPr bwMode="auto">
                     <a:xfrm>
                       <a:off x="0" y="0"/>
-                      <a:ext cx="5334000" cy="3514725"/>
+                      <a:ext cx="5334000" cy="3314700"/>
                     </a:xfrm>
                     <a:prstGeom prst="rect">
                       <a:avLst/>
@@ -12791,7 +12791,7 @@
       <w:r>
         <w:drawing>
           <wp:inline distT="0" distB="0" distL="0" distR="0">
-            <wp:extent cx="2381250" cy="5153025"/>
+            <wp:extent cx="5334000" cy="3514725"/>
             <wp:effectExtent t="0" r="0" b="0" l="0"/>
             <wp:docPr id="13" name=""/>
             <wp:cNvGraphicFramePr>
@@ -12816,7 +12816,7 @@
                   <pic:spPr bwMode="auto">
                     <a:xfrm>
                       <a:off x="0" y="0"/>
-                      <a:ext cx="2381250" cy="5153025"/>
+                      <a:ext cx="5334000" cy="3514725"/>
                     </a:xfrm>
                     <a:prstGeom prst="rect">
                       <a:avLst/>
@@ -12843,7 +12843,7 @@
           <w:sz w:val="18"/>
           <w:szCs w:val="18"/>
         </w:rPr>
-        <w:t xml:space="preserve">Figure 13.10 — Responsive layout at 390 pixels</w:t>
+        <w:t xml:space="preserve">Figure 13.10 — Developer console: an issued API key, whose “last used” timestamp records a successful call to the public API, and a registered webhook endpoint</w:t>
       </w:r>
     </w:p>
     <w:p>
@@ -12854,7 +12854,7 @@
       <w:r>
         <w:drawing>
           <wp:inline distT="0" distB="0" distL="0" distR="0">
-            <wp:extent cx="5334000" cy="3314700"/>
+            <wp:extent cx="2381250" cy="5153025"/>
             <wp:effectExtent t="0" r="0" b="0" l="0"/>
             <wp:docPr id="14" name=""/>
             <wp:cNvGraphicFramePr>
@@ -12879,6 +12879,69 @@
                   <pic:spPr bwMode="auto">
                     <a:xfrm>
                       <a:off x="0" y="0"/>
+                      <a:ext cx="2381250" cy="5153025"/>
+                    </a:xfrm>
+                    <a:prstGeom prst="rect">
+                      <a:avLst/>
+                    </a:prstGeom>
+                  </pic:spPr>
+                </pic:pic>
+              </a:graphicData>
+            </a:graphic>
+          </wp:inline>
+        </w:drawing>
+      </w:r>
+    </w:p>
+    <w:p>
+      <w:pPr>
+        <w:spacing w:after="200" w:before="60"/>
+        <w:jc w:val="center"/>
+      </w:pPr>
+      <w:r>
+        <w:rPr>
+          <w:rFonts w:ascii="Calibri" w:cs="Calibri" w:eastAsia="Calibri" w:hAnsi="Calibri"/>
+          <w:i/>
+          <w:iCs/>
+          <w:color w:val="6B7280"/>
+          <w:sz w:val="18"/>
+          <w:szCs w:val="18"/>
+        </w:rPr>
+        <w:t xml:space="preserve">Figure 13.11 — Responsive layout at 390 pixels</w:t>
+      </w:r>
+    </w:p>
+    <w:p>
+      <w:pPr>
+        <w:spacing w:after="40" w:before="110"/>
+        <w:jc w:val="center"/>
+      </w:pPr>
+      <w:r>
+        <w:drawing>
+          <wp:inline distT="0" distB="0" distL="0" distR="0">
+            <wp:extent cx="5334000" cy="3314700"/>
+            <wp:effectExtent t="0" r="0" b="0" l="0"/>
+            <wp:docPr id="15" name=""/>
+            <wp:cNvGraphicFramePr>
+              <a:graphicFrameLocks xmlns:a="http://schemas.openxmlformats.org/drawingml/2006/main" noChangeAspect="1"/>
+            </wp:cNvGraphicFramePr>
+            <a:graphic xmlns:a="http://schemas.openxmlformats.org/drawingml/2006/main">
+              <a:graphicData uri="http://schemas.openxmlformats.org/drawingml/2006/picture">
+                <pic:pic xmlns:pic="http://schemas.openxmlformats.org/drawingml/2006/picture">
+                  <pic:nvPicPr>
+                    <pic:cNvPr id="0" name="" descr=""/>
+                    <pic:cNvPicPr>
+                      <a:picLocks noChangeAspect="1" noChangeArrowheads="1"/>
+                    </pic:cNvPicPr>
+                  </pic:nvPicPr>
+                  <pic:blipFill>
+                    <a:blip r:embed="rId23" cstate="none"/>
+                    <a:srcRect/>
+                    <a:stretch>
+                      <a:fillRect/>
+                    </a:stretch>
+                  </pic:blipFill>
+                  <pic:spPr bwMode="auto">
+                    <a:xfrm>
+                      <a:off x="0" y="0"/>
                       <a:ext cx="5334000" cy="3314700"/>
                     </a:xfrm>
                     <a:prstGeom prst="rect">
@@ -12906,7 +12969,7 @@
           <w:sz w:val="18"/>
           <w:szCs w:val="18"/>
         </w:rPr>
-        <w:t xml:space="preserve">Figure 13.11 — Interactive API documentation generated from the validation schemas</w:t>
+        <w:t xml:space="preserve">Figure 13.12 — Interactive API documentation generated from the validation schemas</w:t>
       </w:r>
     </w:p>
     <w:p>
@@ -17595,7 +17658,7 @@
                 <w:sz w:val="19"/>
                 <w:szCs w:val="19"/>
               </w:rPr>
-              <w:t xml:space="preserve">PENDING_DEPLOYMENT</w:t>
+              <w:t xml:space="preserve">https://servicedesk-ai-two.vercel.app</w:t>
             </w:r>
           </w:p>
         </w:tc>
@@ -17662,7 +17725,7 @@
                 <w:sz w:val="19"/>
                 <w:szCs w:val="19"/>
               </w:rPr>
-              <w:t xml:space="preserve">PENDING_DEPLOYMENT/api</w:t>
+              <w:t xml:space="preserve">https://servicedesk-api-cea6.onrender.com/api</w:t>
             </w:r>
           </w:p>
         </w:tc>
@@ -17729,7 +17792,7 @@
                 <w:sz w:val="19"/>
                 <w:szCs w:val="19"/>
               </w:rPr>
-              <w:t xml:space="preserve">PENDING_DEPLOYMENT/api/docs</w:t>
+              <w:t xml:space="preserve">https://servicedesk-api-cea6.onrender.com/api/docs</w:t>
             </w:r>
           </w:p>
         </w:tc>
@@ -20264,7 +20327,7 @@
                 <w:sz w:val="19"/>
                 <w:szCs w:val="19"/>
               </w:rPr>
-              <w:t xml:space="preserve">PENDING_DEPLOYMENT</w:t>
+              <w:t xml:space="preserve">https://servicedesk-ai-two.vercel.app</w:t>
             </w:r>
           </w:p>
         </w:tc>
@@ -21067,7 +21130,7 @@
                 <w:sz w:val="19"/>
                 <w:szCs w:val="19"/>
               </w:rPr>
-              <w:t xml:space="preserve">PENDING_DEPLOYMENT</w:t>
+              <w:t xml:space="preserve">https://servicedesk-ai-two.vercel.app</w:t>
             </w:r>
           </w:p>
         </w:tc>

--- a/docs/BCSE408L_Final_Project_Report.docx
+++ b/docs/BCSE408L_Final_Project_Report.docx
@@ -596,7 +596,7 @@
           <w:sz w:val="21"/>
           <w:szCs w:val="21"/>
         </w:rPr>
-        <w:t xml:space="preserve">ServiceDesk AI addresses this in two layers. The upper layer is a cloud-native Software-as-a-Service support desk: every complaint becomes a ticket with a reference, an owner, a category, a priority and a tracked status, visible to the customer, actionable by a support agent and measurable by an administrator. The lower layer — and the substantial addition since the mid-semester reviews — is a WhatsApp integration platform: other businesses connect their own WhatsApp Business numbers through Meta’s Embedded Signup, and the system routes, stores and serves each business’s messages in isolation. This is the model operated commercially by Twilio and AiSensy, and the support desk is simply the first application running on it.</w:t>
+        <w:t xml:space="preserve">ServiceDesk AI addresses this in two layers. The upper layer is a cloud-native Software-as-a-Service support desk: every complaint becomes a ticket with a reference, an owner, a category, a priority and a tracked status, visible to the customer, actionable by a support agent and measurable by an administrator. The lower layer — and the substantial addition since the mid-semester reviews — is a WhatsApp integration platform: a business signs up from the public site, receives its own workspace, and connects its own WhatsApp Business number — either through Meta’s Embedded Signup or with credentials it already holds — after which the system routes, stores and serves each business’s messages in isolation. This is the model operated commercially by Twilio and AiSensy, and the support desk is simply the first application running on it.</w:t>
       </w:r>
     </w:p>
     <w:p>
@@ -624,7 +624,7 @@
           <w:sz w:val="21"/>
           <w:szCs w:val="21"/>
         </w:rPr>
-        <w:t xml:space="preserve">The application is deployed on public cloud infrastructure: the React frontend on Vercel's global CDN, the Express/TypeScript API on Render from a version-controlled Blueprint, and a managed PostgreSQL instance on Neon. Correctness is evidenced by 193 automated tests executed against a real PostgreSQL database using the production migration files, all passing, and run by continuous integration on every push.</w:t>
+        <w:t xml:space="preserve">The application is deployed on public cloud infrastructure: the React frontend on Vercel's global CDN, the Express/TypeScript API on Render from a version-controlled Blueprint, and a managed PostgreSQL instance on Neon. Correctness is evidenced by 214 automated tests executed against a real PostgreSQL database using the production migration files, all passing, and run by continuous integration on every push.</w:t>
       </w:r>
     </w:p>
     <w:p>
@@ -3586,7 +3586,7 @@
           <w:sz w:val="21"/>
           <w:szCs w:val="21"/>
         </w:rPr>
-        <w:t xml:space="preserve">ServiceDesk AI is a multi-tenant, cloud-hosted SaaS application. Every complaint becomes a ticket carrying an owner, a category, a priority and a tracked status. The customer can see it on the web or by WhatsApp, the agent can act on it, and the administrator can measure it. Beneath that, the platform allows any onboarded business to attach its own WhatsApp Business number, with its data kept strictly separate from every other business on the deployment.</w:t>
+        <w:t xml:space="preserve">ServiceDesk AI is a multi-tenant, cloud-hosted SaaS application. Every complaint becomes a ticket carrying an owner, a category, a priority and a tracked status. The customer can see it on the web or by WhatsApp, the agent can act on it, and the administrator can measure it. Beneath that, the platform allows any business to sign itself up and attach its own WhatsApp Business number, with its data kept strictly separate from every other business on the deployment — on the read paths as much as the write paths, which is where the isolation is easiest to get wrong and is recorded as a corrected defect in section 17.5.</w:t>
       </w:r>
     </w:p>
     <w:p>
@@ -4222,7 +4222,7 @@
                 <w:sz w:val="19"/>
                 <w:szCs w:val="19"/>
               </w:rPr>
-              <w:t xml:space="preserve">One deployment serves many businesses, each with isolated data and its own externally connected messaging number.</w:t>
+              <w:t xml:space="preserve">One deployment serves many businesses, each signing itself up, each with its own externally connected messaging number, and each isolated by a tenant identifier carried on every table and applied to every query — reads included, which an inbound-routing design alone does not give you.</w:t>
             </w:r>
           </w:p>
         </w:tc>
@@ -7242,7 +7242,141 @@
                 <w:sz w:val="19"/>
                 <w:szCs w:val="19"/>
               </w:rPr>
-              <w:t xml:space="preserve">Other businesses connect their own WhatsApp Business numbers through Meta’s Embedded Signup; one webhook serves every business, routed by the number the message arrived on</w:t>
+              <w:t xml:space="preserve">Other businesses connect their own WhatsApp Business numbers — either through Meta’s Embedded Signup, or by supplying credentials they already hold; one webhook serves every business, routed by the number the message arrived on</w:t>
+            </w:r>
+          </w:p>
+        </w:tc>
+      </w:tr>
+      <w:tr>
+        <w:tc>
+          <w:tcPr>
+            <w:tcW w:type="dxa" w:w="2217"/>
+            <w:tcBorders>
+              <w:top w:val="single" w:color="C9D6D8" w:sz="4"/>
+              <w:left w:val="single" w:color="C9D6D8" w:sz="4"/>
+              <w:bottom w:val="single" w:color="C9D6D8" w:sz="4"/>
+              <w:right w:val="single" w:color="C9D6D8" w:sz="4"/>
+            </w:tcBorders>
+            <w:tcMar>
+              <w:top w:type="dxa" w:w="60"/>
+              <w:left w:type="dxa" w:w="90"/>
+              <w:bottom w:type="dxa" w:w="60"/>
+              <w:right w:type="dxa" w:w="90"/>
+            </w:tcMar>
+            <w:vAlign w:val="top"/>
+          </w:tcPr>
+          <w:p>
+            <w:pPr>
+              <w:spacing w:after="30" w:line="250"/>
+            </w:pPr>
+            <w:r>
+              <w:rPr>
+                <w:rFonts w:ascii="Calibri" w:cs="Calibri" w:eastAsia="Calibri" w:hAnsi="Calibri"/>
+                <w:color w:val="1F2937"/>
+                <w:sz w:val="19"/>
+                <w:szCs w:val="19"/>
+              </w:rPr>
+              <w:t xml:space="preserve">Business self-signup</w:t>
+            </w:r>
+          </w:p>
+        </w:tc>
+        <w:tc>
+          <w:tcPr>
+            <w:tcW w:type="dxa" w:w="7421"/>
+            <w:tcBorders>
+              <w:top w:val="single" w:color="C9D6D8" w:sz="4"/>
+              <w:left w:val="single" w:color="C9D6D8" w:sz="4"/>
+              <w:bottom w:val="single" w:color="C9D6D8" w:sz="4"/>
+              <w:right w:val="single" w:color="C9D6D8" w:sz="4"/>
+            </w:tcBorders>
+            <w:tcMar>
+              <w:top w:type="dxa" w:w="60"/>
+              <w:left w:type="dxa" w:w="90"/>
+              <w:bottom w:type="dxa" w:w="60"/>
+              <w:right w:type="dxa" w:w="90"/>
+            </w:tcMar>
+            <w:vAlign w:val="top"/>
+          </w:tcPr>
+          <w:p>
+            <w:pPr>
+              <w:spacing w:after="30" w:line="250"/>
+            </w:pPr>
+            <w:r>
+              <w:rPr>
+                <w:rFonts w:ascii="Calibri" w:cs="Calibri" w:eastAsia="Calibri" w:hAnsi="Calibri"/>
+                <w:color w:val="1F2937"/>
+                <w:sz w:val="19"/>
+                <w:szCs w:val="19"/>
+              </w:rPr>
+              <w:t xml:space="preserve">A business signs up from the public site and receives its own workspace, with itself as administrator and its own ticket categories, created in a single transaction</w:t>
+            </w:r>
+          </w:p>
+        </w:tc>
+      </w:tr>
+      <w:tr>
+        <w:tc>
+          <w:tcPr>
+            <w:tcW w:type="dxa" w:w="2217"/>
+            <w:tcBorders>
+              <w:top w:val="single" w:color="C9D6D8" w:sz="4"/>
+              <w:left w:val="single" w:color="C9D6D8" w:sz="4"/>
+              <w:bottom w:val="single" w:color="C9D6D8" w:sz="4"/>
+              <w:right w:val="single" w:color="C9D6D8" w:sz="4"/>
+            </w:tcBorders>
+            <w:shd w:fill="F7FAFA" w:color="auto" w:val="clear"/>
+            <w:tcMar>
+              <w:top w:type="dxa" w:w="60"/>
+              <w:left w:type="dxa" w:w="90"/>
+              <w:bottom w:type="dxa" w:w="60"/>
+              <w:right w:type="dxa" w:w="90"/>
+            </w:tcMar>
+            <w:vAlign w:val="top"/>
+          </w:tcPr>
+          <w:p>
+            <w:pPr>
+              <w:spacing w:after="30" w:line="250"/>
+            </w:pPr>
+            <w:r>
+              <w:rPr>
+                <w:rFonts w:ascii="Calibri" w:cs="Calibri" w:eastAsia="Calibri" w:hAnsi="Calibri"/>
+                <w:color w:val="1F2937"/>
+                <w:sz w:val="19"/>
+                <w:szCs w:val="19"/>
+              </w:rPr>
+              <w:t xml:space="preserve">In-application setup guide</w:t>
+            </w:r>
+          </w:p>
+        </w:tc>
+        <w:tc>
+          <w:tcPr>
+            <w:tcW w:type="dxa" w:w="7421"/>
+            <w:tcBorders>
+              <w:top w:val="single" w:color="C9D6D8" w:sz="4"/>
+              <w:left w:val="single" w:color="C9D6D8" w:sz="4"/>
+              <w:bottom w:val="single" w:color="C9D6D8" w:sz="4"/>
+              <w:right w:val="single" w:color="C9D6D8" w:sz="4"/>
+            </w:tcBorders>
+            <w:shd w:fill="F7FAFA" w:color="auto" w:val="clear"/>
+            <w:tcMar>
+              <w:top w:type="dxa" w:w="60"/>
+              <w:left w:type="dxa" w:w="90"/>
+              <w:bottom w:type="dxa" w:w="60"/>
+              <w:right w:type="dxa" w:w="90"/>
+            </w:tcMar>
+            <w:vAlign w:val="top"/>
+          </w:tcPr>
+          <w:p>
+            <w:pPr>
+              <w:spacing w:after="30" w:line="250"/>
+            </w:pPr>
+            <w:r>
+              <w:rPr>
+                <w:rFonts w:ascii="Calibri" w:cs="Calibri" w:eastAsia="Calibri" w:hAnsi="Calibri"/>
+                <w:color w:val="1F2937"/>
+                <w:sz w:val="19"/>
+                <w:szCs w:val="19"/>
+              </w:rPr>
+              <w:t xml:space="preserve">A guide written for a business owner rather than a developer: which of the two connection routes applies, where each value Meta asks for actually sits in its dashboard, and what each common failure means. The webhook address is rendered from the deployment’s own configuration, so the instructions cannot drift from the running system</w:t>
             </w:r>
           </w:p>
         </w:tc>
@@ -7956,7 +8090,7 @@
                 <w:sz w:val="19"/>
                 <w:szCs w:val="19"/>
               </w:rPr>
-              <w:t xml:space="preserve">Database CHECK and foreign-key constraints enforcing invariants independently of application code; a single lifecycle transition table; transactions for multi-step writes; idempotent webhooks via a unique provider message identifier; an append-only audit log; 193 automated tests against a real database</w:t>
+              <w:t xml:space="preserve">Database CHECK and foreign-key constraints enforcing invariants independently of application code; a single lifecycle transition table; transactions for multi-step writes; idempotent webhooks via a unique provider message identifier; an append-only audit log; 214 automated tests against a real database</w:t>
             </w:r>
           </w:p>
         </w:tc>
@@ -12036,7 +12170,7 @@
                 <w:sz w:val="19"/>
                 <w:szCs w:val="19"/>
               </w:rPr>
-              <w:t xml:space="preserve">Business onboarding through Embedded Signup, routing of one shared webhook to many businesses, API keys, and signed outbound webhooks with retry and backoff</w:t>
+              <w:t xml:space="preserve">Business self-signup and workspace creation; onboarding either through Embedded Signup or with credentials the business already holds; routing of one shared webhook to many businesses; API keys; signed outbound webhooks with retry and backoff; an in-application setup guide</w:t>
             </w:r>
           </w:p>
         </w:tc>
@@ -12224,7 +12358,7 @@
       <w:r>
         <w:drawing>
           <wp:inline distT="0" distB="0" distL="0" distR="0">
-            <wp:extent cx="5334000" cy="3314700"/>
+            <wp:extent cx="5334000" cy="3514725"/>
             <wp:effectExtent t="0" r="0" b="0" l="0"/>
             <wp:docPr id="4" name=""/>
             <wp:cNvGraphicFramePr>
@@ -12249,7 +12383,7 @@
                   <pic:spPr bwMode="auto">
                     <a:xfrm>
                       <a:off x="0" y="0"/>
-                      <a:ext cx="5334000" cy="3314700"/>
+                      <a:ext cx="5334000" cy="3514725"/>
                     </a:xfrm>
                     <a:prstGeom prst="rect">
                       <a:avLst/>
@@ -12276,7 +12410,7 @@
           <w:sz w:val="18"/>
           <w:szCs w:val="18"/>
         </w:rPr>
-        <w:t xml:space="preserve">Figure 13.1 — Sign in</w:t>
+        <w:t xml:space="preserve">Figure 13.1 — The public site. Connecting a WhatsApp number is offered before any sign-in, because that is what a prospective business comes for</w:t>
       </w:r>
     </w:p>
     <w:p>
@@ -12287,7 +12421,7 @@
       <w:r>
         <w:drawing>
           <wp:inline distT="0" distB="0" distL="0" distR="0">
-            <wp:extent cx="5334000" cy="3314700"/>
+            <wp:extent cx="5334000" cy="3514725"/>
             <wp:effectExtent t="0" r="0" b="0" l="0"/>
             <wp:docPr id="5" name=""/>
             <wp:cNvGraphicFramePr>
@@ -12312,7 +12446,7 @@
                   <pic:spPr bwMode="auto">
                     <a:xfrm>
                       <a:off x="0" y="0"/>
-                      <a:ext cx="5334000" cy="3314700"/>
+                      <a:ext cx="5334000" cy="3514725"/>
                     </a:xfrm>
                     <a:prstGeom prst="rect">
                       <a:avLst/>
@@ -12339,7 +12473,7 @@
           <w:sz w:val="18"/>
           <w:szCs w:val="18"/>
         </w:rPr>
-        <w:t xml:space="preserve">Figure 13.2 — Customer dashboard, computed from live data</w:t>
+        <w:t xml:space="preserve">Figure 13.2 — Business self-signup: a new workspace and its first administrator</w:t>
       </w:r>
     </w:p>
     <w:p>
@@ -12350,7 +12484,7 @@
       <w:r>
         <w:drawing>
           <wp:inline distT="0" distB="0" distL="0" distR="0">
-            <wp:extent cx="5334000" cy="3314700"/>
+            <wp:extent cx="5334000" cy="3514725"/>
             <wp:effectExtent t="0" r="0" b="0" l="0"/>
             <wp:docPr id="6" name=""/>
             <wp:cNvGraphicFramePr>
@@ -12375,7 +12509,7 @@
                   <pic:spPr bwMode="auto">
                     <a:xfrm>
                       <a:off x="0" y="0"/>
-                      <a:ext cx="5334000" cy="3314700"/>
+                      <a:ext cx="5334000" cy="3514725"/>
                     </a:xfrm>
                     <a:prstGeom prst="rect">
                       <a:avLst/>
@@ -12402,7 +12536,7 @@
           <w:sz w:val="18"/>
           <w:szCs w:val="18"/>
         </w:rPr>
-        <w:t xml:space="preserve">Figure 13.3 — Raising a ticket</w:t>
+        <w:t xml:space="preserve">Figure 13.3 — Connecting a number: Meta’s Embedded Signup for a business starting from nothing, or credentials a business already holds</w:t>
       </w:r>
     </w:p>
     <w:p>
@@ -12413,7 +12547,7 @@
       <w:r>
         <w:drawing>
           <wp:inline distT="0" distB="0" distL="0" distR="0">
-            <wp:extent cx="5334000" cy="3314700"/>
+            <wp:extent cx="4419600" cy="6572250"/>
             <wp:effectExtent t="0" r="0" b="0" l="0"/>
             <wp:docPr id="7" name=""/>
             <wp:cNvGraphicFramePr>
@@ -12438,7 +12572,7 @@
                   <pic:spPr bwMode="auto">
                     <a:xfrm>
                       <a:off x="0" y="0"/>
-                      <a:ext cx="5334000" cy="3314700"/>
+                      <a:ext cx="4419600" cy="6572250"/>
                     </a:xfrm>
                     <a:prstGeom prst="rect">
                       <a:avLst/>
@@ -12465,7 +12599,7 @@
           <w:sz w:val="18"/>
           <w:szCs w:val="18"/>
         </w:rPr>
-        <w:t xml:space="preserve">Figure 13.4 — Agent queue with filters and full-text search</w:t>
+        <w:t xml:space="preserve">Figure 13.4 — The in-application setup guide, with the deployment’s own webhook address and a plain-language account of the common failures</w:t>
       </w:r>
     </w:p>
     <w:p>
@@ -12476,7 +12610,7 @@
       <w:r>
         <w:drawing>
           <wp:inline distT="0" distB="0" distL="0" distR="0">
-            <wp:extent cx="5334000" cy="5867400"/>
+            <wp:extent cx="5334000" cy="3514725"/>
             <wp:effectExtent t="0" r="0" b="0" l="0"/>
             <wp:docPr id="8" name=""/>
             <wp:cNvGraphicFramePr>
@@ -12501,7 +12635,7 @@
                   <pic:spPr bwMode="auto">
                     <a:xfrm>
                       <a:off x="0" y="0"/>
-                      <a:ext cx="5334000" cy="5867400"/>
+                      <a:ext cx="5334000" cy="3514725"/>
                     </a:xfrm>
                     <a:prstGeom prst="rect">
                       <a:avLst/>
@@ -12528,7 +12662,7 @@
           <w:sz w:val="18"/>
           <w:szCs w:val="18"/>
         </w:rPr>
-        <w:t xml:space="preserve">Figure 13.5 — Ticket detail with the conversation and the AI assistance panel</w:t>
+        <w:t xml:space="preserve">Figure 13.5 — Sign in</w:t>
       </w:r>
     </w:p>
     <w:p>
@@ -12539,7 +12673,7 @@
       <w:r>
         <w:drawing>
           <wp:inline distT="0" distB="0" distL="0" distR="0">
-            <wp:extent cx="5334000" cy="6086475"/>
+            <wp:extent cx="5334000" cy="3514725"/>
             <wp:effectExtent t="0" r="0" b="0" l="0"/>
             <wp:docPr id="9" name=""/>
             <wp:cNvGraphicFramePr>
@@ -12564,7 +12698,7 @@
                   <pic:spPr bwMode="auto">
                     <a:xfrm>
                       <a:off x="0" y="0"/>
-                      <a:ext cx="5334000" cy="6086475"/>
+                      <a:ext cx="5334000" cy="3514725"/>
                     </a:xfrm>
                     <a:prstGeom prst="rect">
                       <a:avLst/>
@@ -12591,7 +12725,7 @@
           <w:sz w:val="18"/>
           <w:szCs w:val="18"/>
         </w:rPr>
-        <w:t xml:space="preserve">Figure 13.6 — Administrator dashboard</w:t>
+        <w:t xml:space="preserve">Figure 13.6 — Customer dashboard, computed from live data</w:t>
       </w:r>
     </w:p>
     <w:p>
@@ -12602,7 +12736,7 @@
       <w:r>
         <w:drawing>
           <wp:inline distT="0" distB="0" distL="0" distR="0">
-            <wp:extent cx="5334000" cy="3314700"/>
+            <wp:extent cx="5334000" cy="3514725"/>
             <wp:effectExtent t="0" r="0" b="0" l="0"/>
             <wp:docPr id="10" name=""/>
             <wp:cNvGraphicFramePr>
@@ -12627,7 +12761,7 @@
                   <pic:spPr bwMode="auto">
                     <a:xfrm>
                       <a:off x="0" y="0"/>
-                      <a:ext cx="5334000" cy="3314700"/>
+                      <a:ext cx="5334000" cy="3514725"/>
                     </a:xfrm>
                     <a:prstGeom prst="rect">
                       <a:avLst/>
@@ -12654,7 +12788,7 @@
           <w:sz w:val="18"/>
           <w:szCs w:val="18"/>
         </w:rPr>
-        <w:t xml:space="preserve">Figure 13.7 — WhatsApp console: provider status and message log</w:t>
+        <w:t xml:space="preserve">Figure 13.7 — Raising a ticket</w:t>
       </w:r>
     </w:p>
     <w:p>
@@ -12665,7 +12799,7 @@
       <w:r>
         <w:drawing>
           <wp:inline distT="0" distB="0" distL="0" distR="0">
-            <wp:extent cx="5334000" cy="3314700"/>
+            <wp:extent cx="5334000" cy="3514725"/>
             <wp:effectExtent t="0" r="0" b="0" l="0"/>
             <wp:docPr id="11" name=""/>
             <wp:cNvGraphicFramePr>
@@ -12690,7 +12824,7 @@
                   <pic:spPr bwMode="auto">
                     <a:xfrm>
                       <a:off x="0" y="0"/>
-                      <a:ext cx="5334000" cy="3314700"/>
+                      <a:ext cx="5334000" cy="3514725"/>
                     </a:xfrm>
                     <a:prstGeom prst="rect">
                       <a:avLst/>
@@ -12717,7 +12851,7 @@
           <w:sz w:val="18"/>
           <w:szCs w:val="18"/>
         </w:rPr>
-        <w:t xml:space="preserve">Figure 13.8 — Reports with CSV export</w:t>
+        <w:t xml:space="preserve">Figure 13.8 — Agent queue with filters and full-text search</w:t>
       </w:r>
     </w:p>
     <w:p>
@@ -12728,7 +12862,7 @@
       <w:r>
         <w:drawing>
           <wp:inline distT="0" distB="0" distL="0" distR="0">
-            <wp:extent cx="5334000" cy="3314700"/>
+            <wp:extent cx="5334000" cy="5791200"/>
             <wp:effectExtent t="0" r="0" b="0" l="0"/>
             <wp:docPr id="12" name=""/>
             <wp:cNvGraphicFramePr>
@@ -12753,7 +12887,7 @@
                   <pic:spPr bwMode="auto">
                     <a:xfrm>
                       <a:off x="0" y="0"/>
-                      <a:ext cx="5334000" cy="3314700"/>
+                      <a:ext cx="5334000" cy="5791200"/>
                     </a:xfrm>
                     <a:prstGeom prst="rect">
                       <a:avLst/>
@@ -12780,7 +12914,7 @@
           <w:sz w:val="18"/>
           <w:szCs w:val="18"/>
         </w:rPr>
-        <w:t xml:space="preserve">Figure 13.9 — User management</w:t>
+        <w:t xml:space="preserve">Figure 13.9 — Ticket detail with the conversation and the AI assistance panel</w:t>
       </w:r>
     </w:p>
     <w:p>
@@ -12791,7 +12925,7 @@
       <w:r>
         <w:drawing>
           <wp:inline distT="0" distB="0" distL="0" distR="0">
-            <wp:extent cx="5334000" cy="3514725"/>
+            <wp:extent cx="5334000" cy="6086475"/>
             <wp:effectExtent t="0" r="0" b="0" l="0"/>
             <wp:docPr id="13" name=""/>
             <wp:cNvGraphicFramePr>
@@ -12816,7 +12950,7 @@
                   <pic:spPr bwMode="auto">
                     <a:xfrm>
                       <a:off x="0" y="0"/>
-                      <a:ext cx="5334000" cy="3514725"/>
+                      <a:ext cx="5334000" cy="6086475"/>
                     </a:xfrm>
                     <a:prstGeom prst="rect">
                       <a:avLst/>
@@ -12843,7 +12977,7 @@
           <w:sz w:val="18"/>
           <w:szCs w:val="18"/>
         </w:rPr>
-        <w:t xml:space="preserve">Figure 13.10 — Developer console: an issued API key, whose “last used” timestamp records a successful call to the public API, and a registered webhook endpoint</w:t>
+        <w:t xml:space="preserve">Figure 13.10 — Administrator dashboard</w:t>
       </w:r>
     </w:p>
     <w:p>
@@ -12854,7 +12988,7 @@
       <w:r>
         <w:drawing>
           <wp:inline distT="0" distB="0" distL="0" distR="0">
-            <wp:extent cx="2381250" cy="5153025"/>
+            <wp:extent cx="5334000" cy="3514725"/>
             <wp:effectExtent t="0" r="0" b="0" l="0"/>
             <wp:docPr id="14" name=""/>
             <wp:cNvGraphicFramePr>
@@ -12879,7 +13013,7 @@
                   <pic:spPr bwMode="auto">
                     <a:xfrm>
                       <a:off x="0" y="0"/>
-                      <a:ext cx="2381250" cy="5153025"/>
+                      <a:ext cx="5334000" cy="3514725"/>
                     </a:xfrm>
                     <a:prstGeom prst="rect">
                       <a:avLst/>
@@ -12906,7 +13040,7 @@
           <w:sz w:val="18"/>
           <w:szCs w:val="18"/>
         </w:rPr>
-        <w:t xml:space="preserve">Figure 13.11 — Responsive layout at 390 pixels</w:t>
+        <w:t xml:space="preserve">Figure 13.11 — WhatsApp console: provider status and the message log, showing the customer’s number in full because an agent must be able to return the call</w:t>
       </w:r>
     </w:p>
     <w:p>
@@ -12917,7 +13051,7 @@
       <w:r>
         <w:drawing>
           <wp:inline distT="0" distB="0" distL="0" distR="0">
-            <wp:extent cx="5334000" cy="3314700"/>
+            <wp:extent cx="5334000" cy="3514725"/>
             <wp:effectExtent t="0" r="0" b="0" l="0"/>
             <wp:docPr id="15" name=""/>
             <wp:cNvGraphicFramePr>
@@ -12942,7 +13076,7 @@
                   <pic:spPr bwMode="auto">
                     <a:xfrm>
                       <a:off x="0" y="0"/>
-                      <a:ext cx="5334000" cy="3314700"/>
+                      <a:ext cx="5334000" cy="3514725"/>
                     </a:xfrm>
                     <a:prstGeom prst="rect">
                       <a:avLst/>
@@ -12969,7 +13103,259 @@
           <w:sz w:val="18"/>
           <w:szCs w:val="18"/>
         </w:rPr>
-        <w:t xml:space="preserve">Figure 13.12 — Interactive API documentation generated from the validation schemas</w:t>
+        <w:t xml:space="preserve">Figure 13.12 — Reports with CSV export</w:t>
+      </w:r>
+    </w:p>
+    <w:p>
+      <w:pPr>
+        <w:spacing w:after="40" w:before="110"/>
+        <w:jc w:val="center"/>
+      </w:pPr>
+      <w:r>
+        <w:drawing>
+          <wp:inline distT="0" distB="0" distL="0" distR="0">
+            <wp:extent cx="5334000" cy="3514725"/>
+            <wp:effectExtent t="0" r="0" b="0" l="0"/>
+            <wp:docPr id="16" name=""/>
+            <wp:cNvGraphicFramePr>
+              <a:graphicFrameLocks xmlns:a="http://schemas.openxmlformats.org/drawingml/2006/main" noChangeAspect="1"/>
+            </wp:cNvGraphicFramePr>
+            <a:graphic xmlns:a="http://schemas.openxmlformats.org/drawingml/2006/main">
+              <a:graphicData uri="http://schemas.openxmlformats.org/drawingml/2006/picture">
+                <pic:pic xmlns:pic="http://schemas.openxmlformats.org/drawingml/2006/picture">
+                  <pic:nvPicPr>
+                    <pic:cNvPr id="0" name="" descr=""/>
+                    <pic:cNvPicPr>
+                      <a:picLocks noChangeAspect="1" noChangeArrowheads="1"/>
+                    </pic:cNvPicPr>
+                  </pic:nvPicPr>
+                  <pic:blipFill>
+                    <a:blip r:embed="rId24" cstate="none"/>
+                    <a:srcRect/>
+                    <a:stretch>
+                      <a:fillRect/>
+                    </a:stretch>
+                  </pic:blipFill>
+                  <pic:spPr bwMode="auto">
+                    <a:xfrm>
+                      <a:off x="0" y="0"/>
+                      <a:ext cx="5334000" cy="3514725"/>
+                    </a:xfrm>
+                    <a:prstGeom prst="rect">
+                      <a:avLst/>
+                    </a:prstGeom>
+                  </pic:spPr>
+                </pic:pic>
+              </a:graphicData>
+            </a:graphic>
+          </wp:inline>
+        </w:drawing>
+      </w:r>
+    </w:p>
+    <w:p>
+      <w:pPr>
+        <w:spacing w:after="200" w:before="60"/>
+        <w:jc w:val="center"/>
+      </w:pPr>
+      <w:r>
+        <w:rPr>
+          <w:rFonts w:ascii="Calibri" w:cs="Calibri" w:eastAsia="Calibri" w:hAnsi="Calibri"/>
+          <w:i/>
+          <w:iCs/>
+          <w:color w:val="6B7280"/>
+          <w:sz w:val="18"/>
+          <w:szCs w:val="18"/>
+        </w:rPr>
+        <w:t xml:space="preserve">Figure 13.13 — User management</w:t>
+      </w:r>
+    </w:p>
+    <w:p>
+      <w:pPr>
+        <w:spacing w:after="40" w:before="110"/>
+        <w:jc w:val="center"/>
+      </w:pPr>
+      <w:r>
+        <w:drawing>
+          <wp:inline distT="0" distB="0" distL="0" distR="0">
+            <wp:extent cx="5334000" cy="3514725"/>
+            <wp:effectExtent t="0" r="0" b="0" l="0"/>
+            <wp:docPr id="17" name=""/>
+            <wp:cNvGraphicFramePr>
+              <a:graphicFrameLocks xmlns:a="http://schemas.openxmlformats.org/drawingml/2006/main" noChangeAspect="1"/>
+            </wp:cNvGraphicFramePr>
+            <a:graphic xmlns:a="http://schemas.openxmlformats.org/drawingml/2006/main">
+              <a:graphicData uri="http://schemas.openxmlformats.org/drawingml/2006/picture">
+                <pic:pic xmlns:pic="http://schemas.openxmlformats.org/drawingml/2006/picture">
+                  <pic:nvPicPr>
+                    <pic:cNvPr id="0" name="" descr=""/>
+                    <pic:cNvPicPr>
+                      <a:picLocks noChangeAspect="1" noChangeArrowheads="1"/>
+                    </pic:cNvPicPr>
+                  </pic:nvPicPr>
+                  <pic:blipFill>
+                    <a:blip r:embed="rId25" cstate="none"/>
+                    <a:srcRect/>
+                    <a:stretch>
+                      <a:fillRect/>
+                    </a:stretch>
+                  </pic:blipFill>
+                  <pic:spPr bwMode="auto">
+                    <a:xfrm>
+                      <a:off x="0" y="0"/>
+                      <a:ext cx="5334000" cy="3514725"/>
+                    </a:xfrm>
+                    <a:prstGeom prst="rect">
+                      <a:avLst/>
+                    </a:prstGeom>
+                  </pic:spPr>
+                </pic:pic>
+              </a:graphicData>
+            </a:graphic>
+          </wp:inline>
+        </w:drawing>
+      </w:r>
+    </w:p>
+    <w:p>
+      <w:pPr>
+        <w:spacing w:after="200" w:before="60"/>
+        <w:jc w:val="center"/>
+      </w:pPr>
+      <w:r>
+        <w:rPr>
+          <w:rFonts w:ascii="Calibri" w:cs="Calibri" w:eastAsia="Calibri" w:hAnsi="Calibri"/>
+          <w:i/>
+          <w:iCs/>
+          <w:color w:val="6B7280"/>
+          <w:sz w:val="18"/>
+          <w:szCs w:val="18"/>
+        </w:rPr>
+        <w:t xml:space="preserve">Figure 13.14 — Developer console: an issued API key, whose “last used” timestamp records a successful call to the public API, and a registered webhook endpoint</w:t>
+      </w:r>
+    </w:p>
+    <w:p>
+      <w:pPr>
+        <w:spacing w:after="40" w:before="110"/>
+        <w:jc w:val="center"/>
+      </w:pPr>
+      <w:r>
+        <w:drawing>
+          <wp:inline distT="0" distB="0" distL="0" distR="0">
+            <wp:extent cx="2381250" cy="5153025"/>
+            <wp:effectExtent t="0" r="0" b="0" l="0"/>
+            <wp:docPr id="18" name=""/>
+            <wp:cNvGraphicFramePr>
+              <a:graphicFrameLocks xmlns:a="http://schemas.openxmlformats.org/drawingml/2006/main" noChangeAspect="1"/>
+            </wp:cNvGraphicFramePr>
+            <a:graphic xmlns:a="http://schemas.openxmlformats.org/drawingml/2006/main">
+              <a:graphicData uri="http://schemas.openxmlformats.org/drawingml/2006/picture">
+                <pic:pic xmlns:pic="http://schemas.openxmlformats.org/drawingml/2006/picture">
+                  <pic:nvPicPr>
+                    <pic:cNvPr id="0" name="" descr=""/>
+                    <pic:cNvPicPr>
+                      <a:picLocks noChangeAspect="1" noChangeArrowheads="1"/>
+                    </pic:cNvPicPr>
+                  </pic:nvPicPr>
+                  <pic:blipFill>
+                    <a:blip r:embed="rId26" cstate="none"/>
+                    <a:srcRect/>
+                    <a:stretch>
+                      <a:fillRect/>
+                    </a:stretch>
+                  </pic:blipFill>
+                  <pic:spPr bwMode="auto">
+                    <a:xfrm>
+                      <a:off x="0" y="0"/>
+                      <a:ext cx="2381250" cy="5153025"/>
+                    </a:xfrm>
+                    <a:prstGeom prst="rect">
+                      <a:avLst/>
+                    </a:prstGeom>
+                  </pic:spPr>
+                </pic:pic>
+              </a:graphicData>
+            </a:graphic>
+          </wp:inline>
+        </w:drawing>
+      </w:r>
+    </w:p>
+    <w:p>
+      <w:pPr>
+        <w:spacing w:after="200" w:before="60"/>
+        <w:jc w:val="center"/>
+      </w:pPr>
+      <w:r>
+        <w:rPr>
+          <w:rFonts w:ascii="Calibri" w:cs="Calibri" w:eastAsia="Calibri" w:hAnsi="Calibri"/>
+          <w:i/>
+          <w:iCs/>
+          <w:color w:val="6B7280"/>
+          <w:sz w:val="18"/>
+          <w:szCs w:val="18"/>
+        </w:rPr>
+        <w:t xml:space="preserve">Figure 13.15 — Responsive layout at 390 pixels</w:t>
+      </w:r>
+    </w:p>
+    <w:p>
+      <w:pPr>
+        <w:spacing w:after="40" w:before="110"/>
+        <w:jc w:val="center"/>
+      </w:pPr>
+      <w:r>
+        <w:drawing>
+          <wp:inline distT="0" distB="0" distL="0" distR="0">
+            <wp:extent cx="5334000" cy="3514725"/>
+            <wp:effectExtent t="0" r="0" b="0" l="0"/>
+            <wp:docPr id="19" name=""/>
+            <wp:cNvGraphicFramePr>
+              <a:graphicFrameLocks xmlns:a="http://schemas.openxmlformats.org/drawingml/2006/main" noChangeAspect="1"/>
+            </wp:cNvGraphicFramePr>
+            <a:graphic xmlns:a="http://schemas.openxmlformats.org/drawingml/2006/main">
+              <a:graphicData uri="http://schemas.openxmlformats.org/drawingml/2006/picture">
+                <pic:pic xmlns:pic="http://schemas.openxmlformats.org/drawingml/2006/picture">
+                  <pic:nvPicPr>
+                    <pic:cNvPr id="0" name="" descr=""/>
+                    <pic:cNvPicPr>
+                      <a:picLocks noChangeAspect="1" noChangeArrowheads="1"/>
+                    </pic:cNvPicPr>
+                  </pic:nvPicPr>
+                  <pic:blipFill>
+                    <a:blip r:embed="rId27" cstate="none"/>
+                    <a:srcRect/>
+                    <a:stretch>
+                      <a:fillRect/>
+                    </a:stretch>
+                  </pic:blipFill>
+                  <pic:spPr bwMode="auto">
+                    <a:xfrm>
+                      <a:off x="0" y="0"/>
+                      <a:ext cx="5334000" cy="3514725"/>
+                    </a:xfrm>
+                    <a:prstGeom prst="rect">
+                      <a:avLst/>
+                    </a:prstGeom>
+                  </pic:spPr>
+                </pic:pic>
+              </a:graphicData>
+            </a:graphic>
+          </wp:inline>
+        </w:drawing>
+      </w:r>
+    </w:p>
+    <w:p>
+      <w:pPr>
+        <w:spacing w:after="200" w:before="60"/>
+        <w:jc w:val="center"/>
+      </w:pPr>
+      <w:r>
+        <w:rPr>
+          <w:rFonts w:ascii="Calibri" w:cs="Calibri" w:eastAsia="Calibri" w:hAnsi="Calibri"/>
+          <w:i/>
+          <w:iCs/>
+          <w:color w:val="6B7280"/>
+          <w:sz w:val="18"/>
+          <w:szCs w:val="18"/>
+        </w:rPr>
+        <w:t xml:space="preserve">Figure 13.16 — Interactive API documentation generated from the validation schemas</w:t>
       </w:r>
     </w:p>
     <w:p>
@@ -13942,7 +14328,7 @@
           <w:sz w:val="21"/>
           <w:szCs w:val="21"/>
         </w:rPr>
-        <w:t xml:space="preserve">Approximately sixty-four endpoints across eleven groups follow one convention: resource-oriented paths beneath </w:t>
+        <w:t xml:space="preserve">Ninety-eight endpoints across fifteen route groups follow one convention: resource-oriented paths beneath </w:t>
       </w:r>
       <w:r>
         <w:rPr>
@@ -14514,7 +14900,7 @@
                 <w:sz w:val="19"/>
                 <w:szCs w:val="19"/>
               </w:rPr>
-              <w:t xml:space="preserve">193 passed, 0 failed</w:t>
+              <w:t xml:space="preserve">214 passed, 0 failed</w:t>
             </w:r>
           </w:p>
         </w:tc>
@@ -15372,7 +15758,7 @@
                 <w:sz w:val="19"/>
                 <w:szCs w:val="19"/>
               </w:rPr>
-              <w:t xml:space="preserve">32</w:t>
+              <w:t xml:space="preserve">53</w:t>
             </w:r>
           </w:p>
         </w:tc>
@@ -15404,7 +15790,7 @@
                 <w:sz w:val="19"/>
                 <w:szCs w:val="19"/>
               </w:rPr>
-              <w:t xml:space="preserve">Tenant isolation, credential encryption, API-key authentication and revocation, webhook signing, retry with backoff, and account-status handling</w:t>
+              <w:t xml:space="preserve">Tenant isolation across every read path, credential encryption, API-key authentication and revocation, webhook signing, retry with backoff, account-status handling, business self-signup and workspace creation, and manual number connection</w:t>
             </w:r>
           </w:p>
         </w:tc>
@@ -16748,6 +17134,701 @@
           </w:p>
         </w:tc>
       </w:tr>
+      <w:tr>
+        <w:tc>
+          <w:tcPr>
+            <w:tcW w:type="dxa" w:w="5012"/>
+            <w:tcBorders>
+              <w:top w:val="single" w:color="C9D6D8" w:sz="4"/>
+              <w:left w:val="single" w:color="C9D6D8" w:sz="4"/>
+              <w:bottom w:val="single" w:color="C9D6D8" w:sz="4"/>
+              <w:right w:val="single" w:color="C9D6D8" w:sz="4"/>
+            </w:tcBorders>
+            <w:tcMar>
+              <w:top w:type="dxa" w:w="60"/>
+              <w:left w:type="dxa" w:w="90"/>
+              <w:bottom w:type="dxa" w:w="60"/>
+              <w:right w:type="dxa" w:w="90"/>
+            </w:tcMar>
+            <w:vAlign w:val="top"/>
+          </w:tcPr>
+          <w:p>
+            <w:pPr>
+              <w:spacing w:after="30" w:line="250"/>
+            </w:pPr>
+            <w:r>
+              <w:rPr>
+                <w:rFonts w:ascii="Calibri" w:cs="Calibri" w:eastAsia="Calibri" w:hAnsi="Calibri"/>
+                <w:color w:val="1F2937"/>
+                <w:sz w:val="19"/>
+                <w:szCs w:val="19"/>
+              </w:rPr>
+              <w:t xml:space="preserve">A newly signed-up workspace lists its tickets</w:t>
+            </w:r>
+          </w:p>
+        </w:tc>
+        <w:tc>
+          <w:tcPr>
+            <w:tcW w:type="dxa" w:w="3084"/>
+            <w:tcBorders>
+              <w:top w:val="single" w:color="C9D6D8" w:sz="4"/>
+              <w:left w:val="single" w:color="C9D6D8" w:sz="4"/>
+              <w:bottom w:val="single" w:color="C9D6D8" w:sz="4"/>
+              <w:right w:val="single" w:color="C9D6D8" w:sz="4"/>
+            </w:tcBorders>
+            <w:tcMar>
+              <w:top w:type="dxa" w:w="60"/>
+              <w:left w:type="dxa" w:w="90"/>
+              <w:bottom w:type="dxa" w:w="60"/>
+              <w:right w:type="dxa" w:w="90"/>
+            </w:tcMar>
+            <w:vAlign w:val="top"/>
+          </w:tcPr>
+          <w:p>
+            <w:pPr>
+              <w:spacing w:after="30" w:line="250"/>
+            </w:pPr>
+            <w:r>
+              <w:rPr>
+                <w:rFonts w:ascii="Calibri" w:cs="Calibri" w:eastAsia="Calibri" w:hAnsi="Calibri"/>
+                <w:color w:val="1F2937"/>
+                <w:sz w:val="19"/>
+                <w:szCs w:val="19"/>
+              </w:rPr>
+              <w:t xml:space="preserve">Sees none of another business’s</w:t>
+            </w:r>
+          </w:p>
+        </w:tc>
+        <w:tc>
+          <w:tcPr>
+            <w:tcW w:type="dxa" w:w="1542"/>
+            <w:tcBorders>
+              <w:top w:val="single" w:color="C9D6D8" w:sz="4"/>
+              <w:left w:val="single" w:color="C9D6D8" w:sz="4"/>
+              <w:bottom w:val="single" w:color="C9D6D8" w:sz="4"/>
+              <w:right w:val="single" w:color="C9D6D8" w:sz="4"/>
+            </w:tcBorders>
+            <w:tcMar>
+              <w:top w:type="dxa" w:w="60"/>
+              <w:left w:type="dxa" w:w="90"/>
+              <w:bottom w:type="dxa" w:w="60"/>
+              <w:right w:type="dxa" w:w="90"/>
+            </w:tcMar>
+            <w:vAlign w:val="top"/>
+          </w:tcPr>
+          <w:p>
+            <w:pPr>
+              <w:spacing w:after="30" w:line="250"/>
+            </w:pPr>
+            <w:r>
+              <w:rPr>
+                <w:rFonts w:ascii="Calibri" w:cs="Calibri" w:eastAsia="Calibri" w:hAnsi="Calibri"/>
+                <w:color w:val="1F2937"/>
+                <w:sz w:val="19"/>
+                <w:szCs w:val="19"/>
+              </w:rPr>
+              <w:t xml:space="preserve">Pass</w:t>
+            </w:r>
+          </w:p>
+        </w:tc>
+      </w:tr>
+      <w:tr>
+        <w:tc>
+          <w:tcPr>
+            <w:tcW w:type="dxa" w:w="5012"/>
+            <w:tcBorders>
+              <w:top w:val="single" w:color="C9D6D8" w:sz="4"/>
+              <w:left w:val="single" w:color="C9D6D8" w:sz="4"/>
+              <w:bottom w:val="single" w:color="C9D6D8" w:sz="4"/>
+              <w:right w:val="single" w:color="C9D6D8" w:sz="4"/>
+            </w:tcBorders>
+            <w:shd w:fill="F7FAFA" w:color="auto" w:val="clear"/>
+            <w:tcMar>
+              <w:top w:type="dxa" w:w="60"/>
+              <w:left w:type="dxa" w:w="90"/>
+              <w:bottom w:type="dxa" w:w="60"/>
+              <w:right w:type="dxa" w:w="90"/>
+            </w:tcMar>
+            <w:vAlign w:val="top"/>
+          </w:tcPr>
+          <w:p>
+            <w:pPr>
+              <w:spacing w:after="30" w:line="250"/>
+            </w:pPr>
+            <w:r>
+              <w:rPr>
+                <w:rFonts w:ascii="Calibri" w:cs="Calibri" w:eastAsia="Calibri" w:hAnsi="Calibri"/>
+                <w:color w:val="1F2937"/>
+                <w:sz w:val="19"/>
+                <w:szCs w:val="19"/>
+              </w:rPr>
+              <w:t xml:space="preserve">It requests another workspace’s ticket by identifier</w:t>
+            </w:r>
+          </w:p>
+        </w:tc>
+        <w:tc>
+          <w:tcPr>
+            <w:tcW w:type="dxa" w:w="3084"/>
+            <w:tcBorders>
+              <w:top w:val="single" w:color="C9D6D8" w:sz="4"/>
+              <w:left w:val="single" w:color="C9D6D8" w:sz="4"/>
+              <w:bottom w:val="single" w:color="C9D6D8" w:sz="4"/>
+              <w:right w:val="single" w:color="C9D6D8" w:sz="4"/>
+            </w:tcBorders>
+            <w:shd w:fill="F7FAFA" w:color="auto" w:val="clear"/>
+            <w:tcMar>
+              <w:top w:type="dxa" w:w="60"/>
+              <w:left w:type="dxa" w:w="90"/>
+              <w:bottom w:type="dxa" w:w="60"/>
+              <w:right w:type="dxa" w:w="90"/>
+            </w:tcMar>
+            <w:vAlign w:val="top"/>
+          </w:tcPr>
+          <w:p>
+            <w:pPr>
+              <w:spacing w:after="30" w:line="250"/>
+            </w:pPr>
+            <w:r>
+              <w:rPr>
+                <w:rFonts w:ascii="Calibri" w:cs="Calibri" w:eastAsia="Calibri" w:hAnsi="Calibri"/>
+                <w:color w:val="1F2937"/>
+                <w:sz w:val="19"/>
+                <w:szCs w:val="19"/>
+              </w:rPr>
+              <w:t xml:space="preserve">404, so existence is not disclosed</w:t>
+            </w:r>
+          </w:p>
+        </w:tc>
+        <w:tc>
+          <w:tcPr>
+            <w:tcW w:type="dxa" w:w="1542"/>
+            <w:tcBorders>
+              <w:top w:val="single" w:color="C9D6D8" w:sz="4"/>
+              <w:left w:val="single" w:color="C9D6D8" w:sz="4"/>
+              <w:bottom w:val="single" w:color="C9D6D8" w:sz="4"/>
+              <w:right w:val="single" w:color="C9D6D8" w:sz="4"/>
+            </w:tcBorders>
+            <w:shd w:fill="F7FAFA" w:color="auto" w:val="clear"/>
+            <w:tcMar>
+              <w:top w:type="dxa" w:w="60"/>
+              <w:left w:type="dxa" w:w="90"/>
+              <w:bottom w:type="dxa" w:w="60"/>
+              <w:right w:type="dxa" w:w="90"/>
+            </w:tcMar>
+            <w:vAlign w:val="top"/>
+          </w:tcPr>
+          <w:p>
+            <w:pPr>
+              <w:spacing w:after="30" w:line="250"/>
+            </w:pPr>
+            <w:r>
+              <w:rPr>
+                <w:rFonts w:ascii="Calibri" w:cs="Calibri" w:eastAsia="Calibri" w:hAnsi="Calibri"/>
+                <w:color w:val="1F2937"/>
+                <w:sz w:val="19"/>
+                <w:szCs w:val="19"/>
+              </w:rPr>
+              <w:t xml:space="preserve">Pass</w:t>
+            </w:r>
+          </w:p>
+        </w:tc>
+      </w:tr>
+      <w:tr>
+        <w:tc>
+          <w:tcPr>
+            <w:tcW w:type="dxa" w:w="5012"/>
+            <w:tcBorders>
+              <w:top w:val="single" w:color="C9D6D8" w:sz="4"/>
+              <w:left w:val="single" w:color="C9D6D8" w:sz="4"/>
+              <w:bottom w:val="single" w:color="C9D6D8" w:sz="4"/>
+              <w:right w:val="single" w:color="C9D6D8" w:sz="4"/>
+            </w:tcBorders>
+            <w:tcMar>
+              <w:top w:type="dxa" w:w="60"/>
+              <w:left w:type="dxa" w:w="90"/>
+              <w:bottom w:type="dxa" w:w="60"/>
+              <w:right w:type="dxa" w:w="90"/>
+            </w:tcMar>
+            <w:vAlign w:val="top"/>
+          </w:tcPr>
+          <w:p>
+            <w:pPr>
+              <w:spacing w:after="30" w:line="250"/>
+            </w:pPr>
+            <w:r>
+              <w:rPr>
+                <w:rFonts w:ascii="Calibri" w:cs="Calibri" w:eastAsia="Calibri" w:hAnsi="Calibri"/>
+                <w:color w:val="1F2937"/>
+                <w:sz w:val="19"/>
+                <w:szCs w:val="19"/>
+              </w:rPr>
+              <w:t xml:space="preserve">It reads its dashboard and reports</w:t>
+            </w:r>
+          </w:p>
+        </w:tc>
+        <w:tc>
+          <w:tcPr>
+            <w:tcW w:type="dxa" w:w="3084"/>
+            <w:tcBorders>
+              <w:top w:val="single" w:color="C9D6D8" w:sz="4"/>
+              <w:left w:val="single" w:color="C9D6D8" w:sz="4"/>
+              <w:bottom w:val="single" w:color="C9D6D8" w:sz="4"/>
+              <w:right w:val="single" w:color="C9D6D8" w:sz="4"/>
+            </w:tcBorders>
+            <w:tcMar>
+              <w:top w:type="dxa" w:w="60"/>
+              <w:left w:type="dxa" w:w="90"/>
+              <w:bottom w:type="dxa" w:w="60"/>
+              <w:right w:type="dxa" w:w="90"/>
+            </w:tcMar>
+            <w:vAlign w:val="top"/>
+          </w:tcPr>
+          <w:p>
+            <w:pPr>
+              <w:spacing w:after="30" w:line="250"/>
+            </w:pPr>
+            <w:r>
+              <w:rPr>
+                <w:rFonts w:ascii="Calibri" w:cs="Calibri" w:eastAsia="Calibri" w:hAnsi="Calibri"/>
+                <w:color w:val="1F2937"/>
+                <w:sz w:val="19"/>
+                <w:szCs w:val="19"/>
+              </w:rPr>
+              <w:t xml:space="preserve">Counts and totals of its own data only</w:t>
+            </w:r>
+          </w:p>
+        </w:tc>
+        <w:tc>
+          <w:tcPr>
+            <w:tcW w:type="dxa" w:w="1542"/>
+            <w:tcBorders>
+              <w:top w:val="single" w:color="C9D6D8" w:sz="4"/>
+              <w:left w:val="single" w:color="C9D6D8" w:sz="4"/>
+              <w:bottom w:val="single" w:color="C9D6D8" w:sz="4"/>
+              <w:right w:val="single" w:color="C9D6D8" w:sz="4"/>
+            </w:tcBorders>
+            <w:tcMar>
+              <w:top w:type="dxa" w:w="60"/>
+              <w:left w:type="dxa" w:w="90"/>
+              <w:bottom w:type="dxa" w:w="60"/>
+              <w:right w:type="dxa" w:w="90"/>
+            </w:tcMar>
+            <w:vAlign w:val="top"/>
+          </w:tcPr>
+          <w:p>
+            <w:pPr>
+              <w:spacing w:after="30" w:line="250"/>
+            </w:pPr>
+            <w:r>
+              <w:rPr>
+                <w:rFonts w:ascii="Calibri" w:cs="Calibri" w:eastAsia="Calibri" w:hAnsi="Calibri"/>
+                <w:color w:val="1F2937"/>
+                <w:sz w:val="19"/>
+                <w:szCs w:val="19"/>
+              </w:rPr>
+              <w:t xml:space="preserve">Pass</w:t>
+            </w:r>
+          </w:p>
+        </w:tc>
+      </w:tr>
+      <w:tr>
+        <w:tc>
+          <w:tcPr>
+            <w:tcW w:type="dxa" w:w="5012"/>
+            <w:tcBorders>
+              <w:top w:val="single" w:color="C9D6D8" w:sz="4"/>
+              <w:left w:val="single" w:color="C9D6D8" w:sz="4"/>
+              <w:bottom w:val="single" w:color="C9D6D8" w:sz="4"/>
+              <w:right w:val="single" w:color="C9D6D8" w:sz="4"/>
+            </w:tcBorders>
+            <w:shd w:fill="F7FAFA" w:color="auto" w:val="clear"/>
+            <w:tcMar>
+              <w:top w:type="dxa" w:w="60"/>
+              <w:left w:type="dxa" w:w="90"/>
+              <w:bottom w:type="dxa" w:w="60"/>
+              <w:right w:type="dxa" w:w="90"/>
+            </w:tcMar>
+            <w:vAlign w:val="top"/>
+          </w:tcPr>
+          <w:p>
+            <w:pPr>
+              <w:spacing w:after="30" w:line="250"/>
+            </w:pPr>
+            <w:r>
+              <w:rPr>
+                <w:rFonts w:ascii="Calibri" w:cs="Calibri" w:eastAsia="Calibri" w:hAnsi="Calibri"/>
+                <w:color w:val="1F2937"/>
+                <w:sz w:val="19"/>
+                <w:szCs w:val="19"/>
+              </w:rPr>
+              <w:t xml:space="preserve">Knowledge-base retrieval in an empty workspace</w:t>
+            </w:r>
+          </w:p>
+        </w:tc>
+        <w:tc>
+          <w:tcPr>
+            <w:tcW w:type="dxa" w:w="3084"/>
+            <w:tcBorders>
+              <w:top w:val="single" w:color="C9D6D8" w:sz="4"/>
+              <w:left w:val="single" w:color="C9D6D8" w:sz="4"/>
+              <w:bottom w:val="single" w:color="C9D6D8" w:sz="4"/>
+              <w:right w:val="single" w:color="C9D6D8" w:sz="4"/>
+            </w:tcBorders>
+            <w:shd w:fill="F7FAFA" w:color="auto" w:val="clear"/>
+            <w:tcMar>
+              <w:top w:type="dxa" w:w="60"/>
+              <w:left w:type="dxa" w:w="90"/>
+              <w:bottom w:type="dxa" w:w="60"/>
+              <w:right w:type="dxa" w:w="90"/>
+            </w:tcMar>
+            <w:vAlign w:val="top"/>
+          </w:tcPr>
+          <w:p>
+            <w:pPr>
+              <w:spacing w:after="30" w:line="250"/>
+            </w:pPr>
+            <w:r>
+              <w:rPr>
+                <w:rFonts w:ascii="Calibri" w:cs="Calibri" w:eastAsia="Calibri" w:hAnsi="Calibri"/>
+                <w:color w:val="1F2937"/>
+                <w:sz w:val="19"/>
+                <w:szCs w:val="19"/>
+              </w:rPr>
+              <w:t xml:space="preserve">Returns nothing belonging to another business</w:t>
+            </w:r>
+          </w:p>
+        </w:tc>
+        <w:tc>
+          <w:tcPr>
+            <w:tcW w:type="dxa" w:w="1542"/>
+            <w:tcBorders>
+              <w:top w:val="single" w:color="C9D6D8" w:sz="4"/>
+              <w:left w:val="single" w:color="C9D6D8" w:sz="4"/>
+              <w:bottom w:val="single" w:color="C9D6D8" w:sz="4"/>
+              <w:right w:val="single" w:color="C9D6D8" w:sz="4"/>
+            </w:tcBorders>
+            <w:shd w:fill="F7FAFA" w:color="auto" w:val="clear"/>
+            <w:tcMar>
+              <w:top w:type="dxa" w:w="60"/>
+              <w:left w:type="dxa" w:w="90"/>
+              <w:bottom w:type="dxa" w:w="60"/>
+              <w:right w:type="dxa" w:w="90"/>
+            </w:tcMar>
+            <w:vAlign w:val="top"/>
+          </w:tcPr>
+          <w:p>
+            <w:pPr>
+              <w:spacing w:after="30" w:line="250"/>
+            </w:pPr>
+            <w:r>
+              <w:rPr>
+                <w:rFonts w:ascii="Calibri" w:cs="Calibri" w:eastAsia="Calibri" w:hAnsi="Calibri"/>
+                <w:color w:val="1F2937"/>
+                <w:sz w:val="19"/>
+                <w:szCs w:val="19"/>
+              </w:rPr>
+              <w:t xml:space="preserve">Pass</w:t>
+            </w:r>
+          </w:p>
+        </w:tc>
+      </w:tr>
+      <w:tr>
+        <w:tc>
+          <w:tcPr>
+            <w:tcW w:type="dxa" w:w="5012"/>
+            <w:tcBorders>
+              <w:top w:val="single" w:color="C9D6D8" w:sz="4"/>
+              <w:left w:val="single" w:color="C9D6D8" w:sz="4"/>
+              <w:bottom w:val="single" w:color="C9D6D8" w:sz="4"/>
+              <w:right w:val="single" w:color="C9D6D8" w:sz="4"/>
+            </w:tcBorders>
+            <w:tcMar>
+              <w:top w:type="dxa" w:w="60"/>
+              <w:left w:type="dxa" w:w="90"/>
+              <w:bottom w:type="dxa" w:w="60"/>
+              <w:right w:type="dxa" w:w="90"/>
+            </w:tcMar>
+            <w:vAlign w:val="top"/>
+          </w:tcPr>
+          <w:p>
+            <w:pPr>
+              <w:spacing w:after="30" w:line="250"/>
+            </w:pPr>
+            <w:r>
+              <w:rPr>
+                <w:rFonts w:ascii="Calibri" w:cs="Calibri" w:eastAsia="Calibri" w:hAnsi="Calibri"/>
+                <w:color w:val="1F2937"/>
+                <w:sz w:val="19"/>
+                <w:szCs w:val="19"/>
+              </w:rPr>
+              <w:t xml:space="preserve">Two businesses sign up under the same name</w:t>
+            </w:r>
+          </w:p>
+        </w:tc>
+        <w:tc>
+          <w:tcPr>
+            <w:tcW w:type="dxa" w:w="3084"/>
+            <w:tcBorders>
+              <w:top w:val="single" w:color="C9D6D8" w:sz="4"/>
+              <w:left w:val="single" w:color="C9D6D8" w:sz="4"/>
+              <w:bottom w:val="single" w:color="C9D6D8" w:sz="4"/>
+              <w:right w:val="single" w:color="C9D6D8" w:sz="4"/>
+            </w:tcBorders>
+            <w:tcMar>
+              <w:top w:type="dxa" w:w="60"/>
+              <w:left w:type="dxa" w:w="90"/>
+              <w:bottom w:type="dxa" w:w="60"/>
+              <w:right w:type="dxa" w:w="90"/>
+            </w:tcMar>
+            <w:vAlign w:val="top"/>
+          </w:tcPr>
+          <w:p>
+            <w:pPr>
+              <w:spacing w:after="30" w:line="250"/>
+            </w:pPr>
+            <w:r>
+              <w:rPr>
+                <w:rFonts w:ascii="Calibri" w:cs="Calibri" w:eastAsia="Calibri" w:hAnsi="Calibri"/>
+                <w:color w:val="1F2937"/>
+                <w:sz w:val="19"/>
+                <w:szCs w:val="19"/>
+              </w:rPr>
+              <w:t xml:space="preserve">Distinct workspace identifiers</w:t>
+            </w:r>
+          </w:p>
+        </w:tc>
+        <w:tc>
+          <w:tcPr>
+            <w:tcW w:type="dxa" w:w="1542"/>
+            <w:tcBorders>
+              <w:top w:val="single" w:color="C9D6D8" w:sz="4"/>
+              <w:left w:val="single" w:color="C9D6D8" w:sz="4"/>
+              <w:bottom w:val="single" w:color="C9D6D8" w:sz="4"/>
+              <w:right w:val="single" w:color="C9D6D8" w:sz="4"/>
+            </w:tcBorders>
+            <w:tcMar>
+              <w:top w:type="dxa" w:w="60"/>
+              <w:left w:type="dxa" w:w="90"/>
+              <w:bottom w:type="dxa" w:w="60"/>
+              <w:right w:type="dxa" w:w="90"/>
+            </w:tcMar>
+            <w:vAlign w:val="top"/>
+          </w:tcPr>
+          <w:p>
+            <w:pPr>
+              <w:spacing w:after="30" w:line="250"/>
+            </w:pPr>
+            <w:r>
+              <w:rPr>
+                <w:rFonts w:ascii="Calibri" w:cs="Calibri" w:eastAsia="Calibri" w:hAnsi="Calibri"/>
+                <w:color w:val="1F2937"/>
+                <w:sz w:val="19"/>
+                <w:szCs w:val="19"/>
+              </w:rPr>
+              <w:t xml:space="preserve">Pass</w:t>
+            </w:r>
+          </w:p>
+        </w:tc>
+      </w:tr>
+      <w:tr>
+        <w:tc>
+          <w:tcPr>
+            <w:tcW w:type="dxa" w:w="5012"/>
+            <w:tcBorders>
+              <w:top w:val="single" w:color="C9D6D8" w:sz="4"/>
+              <w:left w:val="single" w:color="C9D6D8" w:sz="4"/>
+              <w:bottom w:val="single" w:color="C9D6D8" w:sz="4"/>
+              <w:right w:val="single" w:color="C9D6D8" w:sz="4"/>
+            </w:tcBorders>
+            <w:shd w:fill="F7FAFA" w:color="auto" w:val="clear"/>
+            <w:tcMar>
+              <w:top w:type="dxa" w:w="60"/>
+              <w:left w:type="dxa" w:w="90"/>
+              <w:bottom w:type="dxa" w:w="60"/>
+              <w:right w:type="dxa" w:w="90"/>
+            </w:tcMar>
+            <w:vAlign w:val="top"/>
+          </w:tcPr>
+          <w:p>
+            <w:pPr>
+              <w:spacing w:after="30" w:line="250"/>
+            </w:pPr>
+            <w:r>
+              <w:rPr>
+                <w:rFonts w:ascii="Calibri" w:cs="Calibri" w:eastAsia="Calibri" w:hAnsi="Calibri"/>
+                <w:color w:val="1F2937"/>
+                <w:sz w:val="19"/>
+                <w:szCs w:val="19"/>
+              </w:rPr>
+              <w:t xml:space="preserve">Signup fails on a duplicate email address</w:t>
+            </w:r>
+          </w:p>
+        </w:tc>
+        <w:tc>
+          <w:tcPr>
+            <w:tcW w:type="dxa" w:w="3084"/>
+            <w:tcBorders>
+              <w:top w:val="single" w:color="C9D6D8" w:sz="4"/>
+              <w:left w:val="single" w:color="C9D6D8" w:sz="4"/>
+              <w:bottom w:val="single" w:color="C9D6D8" w:sz="4"/>
+              <w:right w:val="single" w:color="C9D6D8" w:sz="4"/>
+            </w:tcBorders>
+            <w:shd w:fill="F7FAFA" w:color="auto" w:val="clear"/>
+            <w:tcMar>
+              <w:top w:type="dxa" w:w="60"/>
+              <w:left w:type="dxa" w:w="90"/>
+              <w:bottom w:type="dxa" w:w="60"/>
+              <w:right w:type="dxa" w:w="90"/>
+            </w:tcMar>
+            <w:vAlign w:val="top"/>
+          </w:tcPr>
+          <w:p>
+            <w:pPr>
+              <w:spacing w:after="30" w:line="250"/>
+            </w:pPr>
+            <w:r>
+              <w:rPr>
+                <w:rFonts w:ascii="Calibri" w:cs="Calibri" w:eastAsia="Calibri" w:hAnsi="Calibri"/>
+                <w:color w:val="1F2937"/>
+                <w:sz w:val="19"/>
+                <w:szCs w:val="19"/>
+              </w:rPr>
+              <w:t xml:space="preserve">No workspace left behind without an administrator</w:t>
+            </w:r>
+          </w:p>
+        </w:tc>
+        <w:tc>
+          <w:tcPr>
+            <w:tcW w:type="dxa" w:w="1542"/>
+            <w:tcBorders>
+              <w:top w:val="single" w:color="C9D6D8" w:sz="4"/>
+              <w:left w:val="single" w:color="C9D6D8" w:sz="4"/>
+              <w:bottom w:val="single" w:color="C9D6D8" w:sz="4"/>
+              <w:right w:val="single" w:color="C9D6D8" w:sz="4"/>
+            </w:tcBorders>
+            <w:shd w:fill="F7FAFA" w:color="auto" w:val="clear"/>
+            <w:tcMar>
+              <w:top w:type="dxa" w:w="60"/>
+              <w:left w:type="dxa" w:w="90"/>
+              <w:bottom w:type="dxa" w:w="60"/>
+              <w:right w:type="dxa" w:w="90"/>
+            </w:tcMar>
+            <w:vAlign w:val="top"/>
+          </w:tcPr>
+          <w:p>
+            <w:pPr>
+              <w:spacing w:after="30" w:line="250"/>
+            </w:pPr>
+            <w:r>
+              <w:rPr>
+                <w:rFonts w:ascii="Calibri" w:cs="Calibri" w:eastAsia="Calibri" w:hAnsi="Calibri"/>
+                <w:color w:val="1F2937"/>
+                <w:sz w:val="19"/>
+                <w:szCs w:val="19"/>
+              </w:rPr>
+              <w:t xml:space="preserve">Pass</w:t>
+            </w:r>
+          </w:p>
+        </w:tc>
+      </w:tr>
+      <w:tr>
+        <w:tc>
+          <w:tcPr>
+            <w:tcW w:type="dxa" w:w="5012"/>
+            <w:tcBorders>
+              <w:top w:val="single" w:color="C9D6D8" w:sz="4"/>
+              <w:left w:val="single" w:color="C9D6D8" w:sz="4"/>
+              <w:bottom w:val="single" w:color="C9D6D8" w:sz="4"/>
+              <w:right w:val="single" w:color="C9D6D8" w:sz="4"/>
+            </w:tcBorders>
+            <w:tcMar>
+              <w:top w:type="dxa" w:w="60"/>
+              <w:left w:type="dxa" w:w="90"/>
+              <w:bottom w:type="dxa" w:w="60"/>
+              <w:right w:type="dxa" w:w="90"/>
+            </w:tcMar>
+            <w:vAlign w:val="top"/>
+          </w:tcPr>
+          <w:p>
+            <w:pPr>
+              <w:spacing w:after="30" w:line="250"/>
+            </w:pPr>
+            <w:r>
+              <w:rPr>
+                <w:rFonts w:ascii="Calibri" w:cs="Calibri" w:eastAsia="Calibri" w:hAnsi="Calibri"/>
+                <w:color w:val="1F2937"/>
+                <w:sz w:val="19"/>
+                <w:szCs w:val="19"/>
+              </w:rPr>
+              <w:t xml:space="preserve">Connect a number with an invalid access token</w:t>
+            </w:r>
+          </w:p>
+        </w:tc>
+        <w:tc>
+          <w:tcPr>
+            <w:tcW w:type="dxa" w:w="3084"/>
+            <w:tcBorders>
+              <w:top w:val="single" w:color="C9D6D8" w:sz="4"/>
+              <w:left w:val="single" w:color="C9D6D8" w:sz="4"/>
+              <w:bottom w:val="single" w:color="C9D6D8" w:sz="4"/>
+              <w:right w:val="single" w:color="C9D6D8" w:sz="4"/>
+            </w:tcBorders>
+            <w:tcMar>
+              <w:top w:type="dxa" w:w="60"/>
+              <w:left w:type="dxa" w:w="90"/>
+              <w:bottom w:type="dxa" w:w="60"/>
+              <w:right w:type="dxa" w:w="90"/>
+            </w:tcMar>
+            <w:vAlign w:val="top"/>
+          </w:tcPr>
+          <w:p>
+            <w:pPr>
+              <w:spacing w:after="30" w:line="250"/>
+            </w:pPr>
+            <w:r>
+              <w:rPr>
+                <w:rFonts w:ascii="Calibri" w:cs="Calibri" w:eastAsia="Calibri" w:hAnsi="Calibri"/>
+                <w:color w:val="1F2937"/>
+                <w:sz w:val="19"/>
+                <w:szCs w:val="19"/>
+              </w:rPr>
+              <w:t xml:space="preserve">Refused before anything is stored, with the reason named</w:t>
+            </w:r>
+          </w:p>
+        </w:tc>
+        <w:tc>
+          <w:tcPr>
+            <w:tcW w:type="dxa" w:w="1542"/>
+            <w:tcBorders>
+              <w:top w:val="single" w:color="C9D6D8" w:sz="4"/>
+              <w:left w:val="single" w:color="C9D6D8" w:sz="4"/>
+              <w:bottom w:val="single" w:color="C9D6D8" w:sz="4"/>
+              <w:right w:val="single" w:color="C9D6D8" w:sz="4"/>
+            </w:tcBorders>
+            <w:tcMar>
+              <w:top w:type="dxa" w:w="60"/>
+              <w:left w:type="dxa" w:w="90"/>
+              <w:bottom w:type="dxa" w:w="60"/>
+              <w:right w:type="dxa" w:w="90"/>
+            </w:tcMar>
+            <w:vAlign w:val="top"/>
+          </w:tcPr>
+          <w:p>
+            <w:pPr>
+              <w:spacing w:after="30" w:line="250"/>
+            </w:pPr>
+            <w:r>
+              <w:rPr>
+                <w:rFonts w:ascii="Calibri" w:cs="Calibri" w:eastAsia="Calibri" w:hAnsi="Calibri"/>
+                <w:color w:val="1F2937"/>
+                <w:sz w:val="19"/>
+                <w:szCs w:val="19"/>
+              </w:rPr>
+              <w:t xml:space="preserve">Pass</w:t>
+            </w:r>
+          </w:p>
+        </w:tc>
+      </w:tr>
     </w:tbl>
     <w:p>
       <w:pPr>
@@ -18154,7 +19235,7 @@
                 <w:sz w:val="19"/>
                 <w:szCs w:val="19"/>
               </w:rPr>
-              <w:t xml:space="preserve">193 passed, 0 failed</w:t>
+              <w:t xml:space="preserve">214 passed, 0 failed</w:t>
             </w:r>
           </w:p>
         </w:tc>
@@ -18608,7 +19689,463 @@
         <w:spacing w:after="110" w:before="220"/>
       </w:pPr>
       <w:r>
-        <w:t xml:space="preserve">17.5 Limitations</w:t>
+        <w:t xml:space="preserve">17.5 Defects found and corrected</w:t>
+      </w:r>
+    </w:p>
+    <w:p>
+      <w:pPr>
+        <w:spacing w:after="130" w:line="268"/>
+      </w:pPr>
+      <w:r>
+        <w:rPr>
+          <w:rFonts w:ascii="Calibri" w:cs="Calibri" w:eastAsia="Calibri" w:hAnsi="Calibri"/>
+          <w:color w:val="1F2937"/>
+          <w:sz w:val="21"/>
+          <w:szCs w:val="21"/>
+        </w:rPr>
+        <w:t xml:space="preserve">Three defects are recorded here because finding them was part of the work, and because each was found by a different means.</w:t>
+      </w:r>
+    </w:p>
+    <w:tbl>
+      <w:tblPr>
+        <w:tblW w:type="dxa" w:w="9638"/>
+        <w:tblBorders>
+          <w:top w:val="single" w:color="auto" w:sz="4"/>
+          <w:left w:val="single" w:color="auto" w:sz="4"/>
+          <w:bottom w:val="single" w:color="auto" w:sz="4"/>
+          <w:right w:val="single" w:color="auto" w:sz="4"/>
+          <w:insideH w:val="single" w:color="auto" w:sz="4"/>
+          <w:insideV w:val="single" w:color="auto" w:sz="4"/>
+        </w:tblBorders>
+      </w:tblPr>
+      <w:tblGrid>
+        <w:gridCol w:w="3084"/>
+        <w:gridCol w:w="2506"/>
+        <w:gridCol w:w="4048"/>
+      </w:tblGrid>
+      <w:tr>
+        <w:trPr>
+          <w:tblHeader/>
+        </w:trPr>
+        <w:tc>
+          <w:tcPr>
+            <w:tcW w:type="dxa" w:w="3084"/>
+            <w:tcBorders>
+              <w:top w:val="single" w:color="C9D6D8" w:sz="4"/>
+              <w:left w:val="single" w:color="C9D6D8" w:sz="4"/>
+              <w:bottom w:val="single" w:color="C9D6D8" w:sz="4"/>
+              <w:right w:val="single" w:color="C9D6D8" w:sz="4"/>
+            </w:tcBorders>
+            <w:shd w:fill="E6F2F3" w:color="auto" w:val="clear"/>
+            <w:tcMar>
+              <w:top w:type="dxa" w:w="60"/>
+              <w:left w:type="dxa" w:w="90"/>
+              <w:bottom w:type="dxa" w:w="60"/>
+              <w:right w:type="dxa" w:w="90"/>
+            </w:tcMar>
+            <w:vAlign w:val="top"/>
+          </w:tcPr>
+          <w:p>
+            <w:r>
+              <w:rPr>
+                <w:rFonts w:ascii="Calibri" w:cs="Calibri" w:eastAsia="Calibri" w:hAnsi="Calibri"/>
+                <w:b/>
+                <w:bCs/>
+                <w:color w:val="1F6F78"/>
+                <w:sz w:val="19"/>
+                <w:szCs w:val="19"/>
+              </w:rPr>
+              <w:t xml:space="preserve">Defect</w:t>
+            </w:r>
+          </w:p>
+        </w:tc>
+        <w:tc>
+          <w:tcPr>
+            <w:tcW w:type="dxa" w:w="2506"/>
+            <w:tcBorders>
+              <w:top w:val="single" w:color="C9D6D8" w:sz="4"/>
+              <w:left w:val="single" w:color="C9D6D8" w:sz="4"/>
+              <w:bottom w:val="single" w:color="C9D6D8" w:sz="4"/>
+              <w:right w:val="single" w:color="C9D6D8" w:sz="4"/>
+            </w:tcBorders>
+            <w:shd w:fill="E6F2F3" w:color="auto" w:val="clear"/>
+            <w:tcMar>
+              <w:top w:type="dxa" w:w="60"/>
+              <w:left w:type="dxa" w:w="90"/>
+              <w:bottom w:type="dxa" w:w="60"/>
+              <w:right w:type="dxa" w:w="90"/>
+            </w:tcMar>
+            <w:vAlign w:val="top"/>
+          </w:tcPr>
+          <w:p>
+            <w:r>
+              <w:rPr>
+                <w:rFonts w:ascii="Calibri" w:cs="Calibri" w:eastAsia="Calibri" w:hAnsi="Calibri"/>
+                <w:b/>
+                <w:bCs/>
+                <w:color w:val="1F6F78"/>
+                <w:sz w:val="19"/>
+                <w:szCs w:val="19"/>
+              </w:rPr>
+              <w:t xml:space="preserve">How it surfaced</w:t>
+            </w:r>
+          </w:p>
+        </w:tc>
+        <w:tc>
+          <w:tcPr>
+            <w:tcW w:type="dxa" w:w="4048"/>
+            <w:tcBorders>
+              <w:top w:val="single" w:color="C9D6D8" w:sz="4"/>
+              <w:left w:val="single" w:color="C9D6D8" w:sz="4"/>
+              <w:bottom w:val="single" w:color="C9D6D8" w:sz="4"/>
+              <w:right w:val="single" w:color="C9D6D8" w:sz="4"/>
+            </w:tcBorders>
+            <w:shd w:fill="E6F2F3" w:color="auto" w:val="clear"/>
+            <w:tcMar>
+              <w:top w:type="dxa" w:w="60"/>
+              <w:left w:type="dxa" w:w="90"/>
+              <w:bottom w:type="dxa" w:w="60"/>
+              <w:right w:type="dxa" w:w="90"/>
+            </w:tcMar>
+            <w:vAlign w:val="top"/>
+          </w:tcPr>
+          <w:p>
+            <w:r>
+              <w:rPr>
+                <w:rFonts w:ascii="Calibri" w:cs="Calibri" w:eastAsia="Calibri" w:hAnsi="Calibri"/>
+                <w:b/>
+                <w:bCs/>
+                <w:color w:val="1F6F78"/>
+                <w:sz w:val="19"/>
+                <w:szCs w:val="19"/>
+              </w:rPr>
+              <w:t xml:space="preserve">Correction</w:t>
+            </w:r>
+          </w:p>
+        </w:tc>
+      </w:tr>
+      <w:tr>
+        <w:tc>
+          <w:tcPr>
+            <w:tcW w:type="dxa" w:w="3084"/>
+            <w:tcBorders>
+              <w:top w:val="single" w:color="C9D6D8" w:sz="4"/>
+              <w:left w:val="single" w:color="C9D6D8" w:sz="4"/>
+              <w:bottom w:val="single" w:color="C9D6D8" w:sz="4"/>
+              <w:right w:val="single" w:color="C9D6D8" w:sz="4"/>
+            </w:tcBorders>
+            <w:tcMar>
+              <w:top w:type="dxa" w:w="60"/>
+              <w:left w:type="dxa" w:w="90"/>
+              <w:bottom w:type="dxa" w:w="60"/>
+              <w:right w:type="dxa" w:w="90"/>
+            </w:tcMar>
+            <w:vAlign w:val="top"/>
+          </w:tcPr>
+          <w:p>
+            <w:pPr>
+              <w:spacing w:after="30" w:line="250"/>
+            </w:pPr>
+            <w:r>
+              <w:rPr>
+                <w:rFonts w:ascii="Calibri" w:cs="Calibri" w:eastAsia="Calibri" w:hAnsi="Calibri"/>
+                <w:color w:val="1F2937"/>
+                <w:sz w:val="19"/>
+                <w:szCs w:val="19"/>
+              </w:rPr>
+              <w:t xml:space="preserve">Vector retrieval silently returned fewer results than it should on a sparsely populated table</w:t>
+            </w:r>
+          </w:p>
+        </w:tc>
+        <w:tc>
+          <w:tcPr>
+            <w:tcW w:type="dxa" w:w="2506"/>
+            <w:tcBorders>
+              <w:top w:val="single" w:color="C9D6D8" w:sz="4"/>
+              <w:left w:val="single" w:color="C9D6D8" w:sz="4"/>
+              <w:bottom w:val="single" w:color="C9D6D8" w:sz="4"/>
+              <w:right w:val="single" w:color="C9D6D8" w:sz="4"/>
+            </w:tcBorders>
+            <w:tcMar>
+              <w:top w:type="dxa" w:w="60"/>
+              <w:left w:type="dxa" w:w="90"/>
+              <w:bottom w:type="dxa" w:w="60"/>
+              <w:right w:type="dxa" w:w="90"/>
+            </w:tcMar>
+            <w:vAlign w:val="top"/>
+          </w:tcPr>
+          <w:p>
+            <w:pPr>
+              <w:spacing w:after="30" w:line="250"/>
+            </w:pPr>
+            <w:r>
+              <w:rPr>
+                <w:rFonts w:ascii="Calibri" w:cs="Calibri" w:eastAsia="Calibri" w:hAnsi="Calibri"/>
+                <w:color w:val="1F2937"/>
+                <w:sz w:val="19"/>
+                <w:szCs w:val="19"/>
+              </w:rPr>
+              <w:t xml:space="preserve">An automated test that runs against a real database rather than a mock</w:t>
+            </w:r>
+          </w:p>
+        </w:tc>
+        <w:tc>
+          <w:tcPr>
+            <w:tcW w:type="dxa" w:w="4048"/>
+            <w:tcBorders>
+              <w:top w:val="single" w:color="C9D6D8" w:sz="4"/>
+              <w:left w:val="single" w:color="C9D6D8" w:sz="4"/>
+              <w:bottom w:val="single" w:color="C9D6D8" w:sz="4"/>
+              <w:right w:val="single" w:color="C9D6D8" w:sz="4"/>
+            </w:tcBorders>
+            <w:tcMar>
+              <w:top w:type="dxa" w:w="60"/>
+              <w:left w:type="dxa" w:w="90"/>
+              <w:bottom w:type="dxa" w:w="60"/>
+              <w:right w:type="dxa" w:w="90"/>
+            </w:tcMar>
+            <w:vAlign w:val="top"/>
+          </w:tcPr>
+          <w:p>
+            <w:pPr>
+              <w:spacing w:after="30" w:line="250"/>
+            </w:pPr>
+            <w:r>
+              <w:rPr>
+                <w:rFonts w:ascii="Calibri" w:cs="Calibri" w:eastAsia="Calibri" w:hAnsi="Calibri"/>
+                <w:color w:val="1F2937"/>
+                <w:sz w:val="19"/>
+                <w:szCs w:val="19"/>
+              </w:rPr>
+              <w:t xml:space="preserve">The approximate index was replaced with one whose recall does not collapse at small table sizes, and the test was kept as a regression</w:t>
+            </w:r>
+          </w:p>
+        </w:tc>
+      </w:tr>
+      <w:tr>
+        <w:tc>
+          <w:tcPr>
+            <w:tcW w:type="dxa" w:w="3084"/>
+            <w:tcBorders>
+              <w:top w:val="single" w:color="C9D6D8" w:sz="4"/>
+              <w:left w:val="single" w:color="C9D6D8" w:sz="4"/>
+              <w:bottom w:val="single" w:color="C9D6D8" w:sz="4"/>
+              <w:right w:val="single" w:color="C9D6D8" w:sz="4"/>
+            </w:tcBorders>
+            <w:shd w:fill="F7FAFA" w:color="auto" w:val="clear"/>
+            <w:tcMar>
+              <w:top w:type="dxa" w:w="60"/>
+              <w:left w:type="dxa" w:w="90"/>
+              <w:bottom w:type="dxa" w:w="60"/>
+              <w:right w:type="dxa" w:w="90"/>
+            </w:tcMar>
+            <w:vAlign w:val="top"/>
+          </w:tcPr>
+          <w:p>
+            <w:pPr>
+              <w:spacing w:after="30" w:line="250"/>
+            </w:pPr>
+            <w:r>
+              <w:rPr>
+                <w:rFonts w:ascii="Calibri" w:cs="Calibri" w:eastAsia="Calibri" w:hAnsi="Calibri"/>
+                <w:color w:val="1F2937"/>
+                <w:sz w:val="19"/>
+                <w:szCs w:val="19"/>
+              </w:rPr>
+              <w:t xml:space="preserve">Multi-tenancy scoped the writes and the message routing, but not the reads. An administrator of any workspace could list every workspace’s tickets, users, categories, audit entries, dashboard figures and reports, and knowledge-base retrieval searched across all businesses</w:t>
+            </w:r>
+          </w:p>
+        </w:tc>
+        <w:tc>
+          <w:tcPr>
+            <w:tcW w:type="dxa" w:w="2506"/>
+            <w:tcBorders>
+              <w:top w:val="single" w:color="C9D6D8" w:sz="4"/>
+              <w:left w:val="single" w:color="C9D6D8" w:sz="4"/>
+              <w:bottom w:val="single" w:color="C9D6D8" w:sz="4"/>
+              <w:right w:val="single" w:color="C9D6D8" w:sz="4"/>
+            </w:tcBorders>
+            <w:shd w:fill="F7FAFA" w:color="auto" w:val="clear"/>
+            <w:tcMar>
+              <w:top w:type="dxa" w:w="60"/>
+              <w:left w:type="dxa" w:w="90"/>
+              <w:bottom w:type="dxa" w:w="60"/>
+              <w:right w:type="dxa" w:w="90"/>
+            </w:tcMar>
+            <w:vAlign w:val="top"/>
+          </w:tcPr>
+          <w:p>
+            <w:pPr>
+              <w:spacing w:after="30" w:line="250"/>
+            </w:pPr>
+            <w:r>
+              <w:rPr>
+                <w:rFonts w:ascii="Calibri" w:cs="Calibri" w:eastAsia="Calibri" w:hAnsi="Calibri"/>
+                <w:color w:val="1F2937"/>
+                <w:sz w:val="19"/>
+                <w:szCs w:val="19"/>
+              </w:rPr>
+              <w:t xml:space="preserve">Exercising the new business self-signup end to end: a workspace created seconds earlier displayed another business’s tickets</w:t>
+            </w:r>
+          </w:p>
+        </w:tc>
+        <w:tc>
+          <w:tcPr>
+            <w:tcW w:type="dxa" w:w="4048"/>
+            <w:tcBorders>
+              <w:top w:val="single" w:color="C9D6D8" w:sz="4"/>
+              <w:left w:val="single" w:color="C9D6D8" w:sz="4"/>
+              <w:bottom w:val="single" w:color="C9D6D8" w:sz="4"/>
+              <w:right w:val="single" w:color="C9D6D8" w:sz="4"/>
+            </w:tcBorders>
+            <w:shd w:fill="F7FAFA" w:color="auto" w:val="clear"/>
+            <w:tcMar>
+              <w:top w:type="dxa" w:w="60"/>
+              <w:left w:type="dxa" w:w="90"/>
+              <w:bottom w:type="dxa" w:w="60"/>
+              <w:right w:type="dxa" w:w="90"/>
+            </w:tcMar>
+            <w:vAlign w:val="top"/>
+          </w:tcPr>
+          <w:p>
+            <w:pPr>
+              <w:spacing w:after="30" w:line="250"/>
+            </w:pPr>
+            <w:r>
+              <w:rPr>
+                <w:rFonts w:ascii="Calibri" w:cs="Calibri" w:eastAsia="Calibri" w:hAnsi="Calibri"/>
+                <w:color w:val="1F2937"/>
+                <w:sz w:val="19"/>
+                <w:szCs w:val="19"/>
+              </w:rPr>
+              <w:t xml:space="preserve">Twenty-nine queries across seven modules were scoped by tenant, and ten tests added. Each fix was confirmed by reverting it and watching its own test fail. The defect was invisible in production only because a single workspace existed — and public signup is precisely the feature that would have exposed it</w:t>
+            </w:r>
+          </w:p>
+        </w:tc>
+      </w:tr>
+      <w:tr>
+        <w:tc>
+          <w:tcPr>
+            <w:tcW w:type="dxa" w:w="3084"/>
+            <w:tcBorders>
+              <w:top w:val="single" w:color="C9D6D8" w:sz="4"/>
+              <w:left w:val="single" w:color="C9D6D8" w:sz="4"/>
+              <w:bottom w:val="single" w:color="C9D6D8" w:sz="4"/>
+              <w:right w:val="single" w:color="C9D6D8" w:sz="4"/>
+            </w:tcBorders>
+            <w:tcMar>
+              <w:top w:type="dxa" w:w="60"/>
+              <w:left w:type="dxa" w:w="90"/>
+              <w:bottom w:type="dxa" w:w="60"/>
+              <w:right w:type="dxa" w:w="90"/>
+            </w:tcMar>
+            <w:vAlign w:val="top"/>
+          </w:tcPr>
+          <w:p>
+            <w:pPr>
+              <w:spacing w:after="30" w:line="250"/>
+            </w:pPr>
+            <w:r>
+              <w:rPr>
+                <w:rFonts w:ascii="Calibri" w:cs="Calibri" w:eastAsia="Calibri" w:hAnsi="Calibri"/>
+                <w:color w:val="1F2937"/>
+                <w:sz w:val="19"/>
+                <w:szCs w:val="19"/>
+              </w:rPr>
+              <w:t xml:space="preserve">The message log masked customer numbers to their last four digits</w:t>
+            </w:r>
+          </w:p>
+        </w:tc>
+        <w:tc>
+          <w:tcPr>
+            <w:tcW w:type="dxa" w:w="2506"/>
+            <w:tcBorders>
+              <w:top w:val="single" w:color="C9D6D8" w:sz="4"/>
+              <w:left w:val="single" w:color="C9D6D8" w:sz="4"/>
+              <w:bottom w:val="single" w:color="C9D6D8" w:sz="4"/>
+              <w:right w:val="single" w:color="C9D6D8" w:sz="4"/>
+            </w:tcBorders>
+            <w:tcMar>
+              <w:top w:type="dxa" w:w="60"/>
+              <w:left w:type="dxa" w:w="90"/>
+              <w:bottom w:type="dxa" w:w="60"/>
+              <w:right w:type="dxa" w:w="90"/>
+            </w:tcMar>
+            <w:vAlign w:val="top"/>
+          </w:tcPr>
+          <w:p>
+            <w:pPr>
+              <w:spacing w:after="30" w:line="250"/>
+            </w:pPr>
+            <w:r>
+              <w:rPr>
+                <w:rFonts w:ascii="Calibri" w:cs="Calibri" w:eastAsia="Calibri" w:hAnsi="Calibri"/>
+                <w:color w:val="1F2937"/>
+                <w:sz w:val="19"/>
+                <w:szCs w:val="19"/>
+              </w:rPr>
+              <w:t xml:space="preserve">Reviewing the console against what a support agent actually needs to do</w:t>
+            </w:r>
+          </w:p>
+        </w:tc>
+        <w:tc>
+          <w:tcPr>
+            <w:tcW w:type="dxa" w:w="4048"/>
+            <w:tcBorders>
+              <w:top w:val="single" w:color="C9D6D8" w:sz="4"/>
+              <w:left w:val="single" w:color="C9D6D8" w:sz="4"/>
+              <w:bottom w:val="single" w:color="C9D6D8" w:sz="4"/>
+              <w:right w:val="single" w:color="C9D6D8" w:sz="4"/>
+            </w:tcBorders>
+            <w:tcMar>
+              <w:top w:type="dxa" w:w="60"/>
+              <w:left w:type="dxa" w:w="90"/>
+              <w:bottom w:type="dxa" w:w="60"/>
+              <w:right w:type="dxa" w:w="90"/>
+            </w:tcMar>
+            <w:vAlign w:val="top"/>
+          </w:tcPr>
+          <w:p>
+            <w:pPr>
+              <w:spacing w:after="30" w:line="250"/>
+            </w:pPr>
+            <w:r>
+              <w:rPr>
+                <w:rFonts w:ascii="Calibri" w:cs="Calibri" w:eastAsia="Calibri" w:hAnsi="Calibri"/>
+                <w:color w:val="1F2937"/>
+                <w:sz w:val="19"/>
+                <w:szCs w:val="19"/>
+              </w:rPr>
+              <w:t xml:space="preserve">The number belongs to the tenant’s own customer and an agent must be able to return the call, so it is shown in full and made actionable. Masking was retained in server logs, which leave the tenant’s boundary</w:t>
+            </w:r>
+          </w:p>
+        </w:tc>
+      </w:tr>
+    </w:tbl>
+    <w:p>
+      <w:pPr>
+        <w:spacing w:after="200" w:before="60"/>
+        <w:jc w:val="center"/>
+      </w:pPr>
+      <w:r>
+        <w:rPr>
+          <w:rFonts w:ascii="Calibri" w:cs="Calibri" w:eastAsia="Calibri" w:hAnsi="Calibri"/>
+          <w:i/>
+          <w:iCs/>
+          <w:color w:val="6B7280"/>
+          <w:sz w:val="18"/>
+          <w:szCs w:val="18"/>
+        </w:rPr>
+        <w:t xml:space="preserve">Table 17.2 — Defects found and corrected</w:t>
+      </w:r>
+    </w:p>
+    <w:p>
+      <w:pPr>
+        <w:pStyle w:val="Heading2"/>
+        <w:spacing w:after="110" w:before="220"/>
+      </w:pPr>
+      <w:r>
+        <w:t xml:space="preserve">17.6 Limitations</w:t>
       </w:r>
     </w:p>
     <w:p>
@@ -18736,7 +20273,7 @@
           <w:sz w:val="21"/>
           <w:szCs w:val="21"/>
         </w:rPr>
-        <w:t xml:space="preserve">The free database tier expires after thirty days and the free application instance sleeps when idle; both are limitations of the hosting tier rather than of the application.</w:t>
+        <w:t xml:space="preserve">The free application instance sleeps when idle and takes roughly thirty seconds to serve its first request after waking; subsequent requests are served in well under a second. This is a property of the free hosting tier, not of the application. The database plan, after the move described in section 16, does not expire.</w:t>
       </w:r>
     </w:p>
     <w:p>
@@ -20790,7 +22327,7 @@
           <w:sz w:val="21"/>
           <w:szCs w:val="21"/>
         </w:rPr>
-        <w:t xml:space="preserve">sign in as the administrator to see the dashboards, reports, user management and the WhatsApp console; sign in as the support agent to see the prioritised queue and the AI assistance panel on a ticket; sign in as the test customer, or register a new account, to raise a ticket and watch it classified automatically.</w:t>
+        <w:t xml:space="preserve">sign in as the administrator to see the dashboards, reports, user management and the WhatsApp console; sign in as the support agent to see the prioritised queue and the AI assistance panel on a ticket; sign in as the test customer, or register a new account, to raise a ticket and watch it classified automatically. To evaluate the platform layer rather than the application, follow “Connect your WhatsApp” from the landing page and create a workspace of your own: it begins empty, proving the isolation, and its Connect screen offers both onboarding routes together with the setup guide.</w:t>
       </w:r>
     </w:p>
     <w:p>
